--- a/中間発表/2026-11-05_中間発表レジュメ.docx
+++ b/中間発表/2026-11-05_中間発表レジュメ.docx
@@ -4,33 +4,6 @@
   <w:body>
     <w:p>
       <w:pPr>
-        <w:spacing w:after="200"/>
-        <w:jc w:val="center"/>
-      </w:pPr>
-      <w:r>
-        <w:rPr>
-          <w:sz w:val="20"/>
-          <w:szCs w:val="20"/>
-        </w:rPr>
-        <w:t>令和</w:t>
-      </w:r>
-      <w:r>
-        <w:rPr>
-          <w:sz w:val="20"/>
-          <w:szCs w:val="20"/>
-        </w:rPr>
-        <w:t>8</w:t>
-      </w:r>
-      <w:r>
-        <w:rPr>
-          <w:sz w:val="20"/>
-          <w:szCs w:val="20"/>
-        </w:rPr>
-        <w:t>年度徳山工業高等専門学校　情報電子工学科</w:t>
-      </w:r>
-    </w:p>
-    <w:p>
-      <w:pPr>
         <w:spacing w:line="460" w:lineRule="exact"/>
         <w:jc w:val="center"/>
       </w:pPr>
@@ -63,8 +36,9 @@
           <w:rFonts w:hint="eastAsia"/>
         </w:rPr>
         <w:sectPr>
+          <w:headerReference w:type="default" r:id="rIdHdr1"/>
           <w:pgSz w:w="11906" w:h="16838"/>
-          <w:pgMar w:top="1134" w:right="1020" w:bottom="1134" w:left="1020" w:header="708" w:footer="708" w:gutter="0"/>
+          <w:pgMar w:top="1701" w:right="1134" w:bottom="1417" w:left="1134" w:header="700" w:footer="708" w:gutter="0"/>
           <w:cols w:space="720"/>
           <w:docGrid w:linePitch="360"/>
         </w:sectPr>
@@ -72,15 +46,15 @@
       <w:r>
         <w:rPr>
           <w:rFonts w:hint="eastAsia"/>
-          <w:sz w:val="22"/>
-          <w:szCs w:val="22"/>
-        </w:rPr>
-        <w:t>佐藤壮真　（浦上</w:t>
-      </w:r>
-      <w:r>
-        <w:rPr>
-          <w:sz w:val="22"/>
-          <w:szCs w:val="22"/>
+          <w:sz w:val="24"/>
+          <w:szCs w:val="24"/>
+        </w:rPr>
+        <w:t>佐藤壮真（浦上</w:t>
+      </w:r>
+      <w:r>
+        <w:rPr>
+          <w:sz w:val="24"/>
+          <w:szCs w:val="24"/>
         </w:rPr>
         <w:t>研究室）</w:t>
       </w:r>
@@ -95,8 +69,8 @@
           <w:rFonts w:eastAsia="MS ゴシック"/>
           <w:b/>
           <w:bCs/>
-          <w:sz w:val="21"/>
-          <w:szCs w:val="21"/>
+          <w:sz w:val="24"/>
+          <w:szCs w:val="24"/>
         </w:rPr>
         <w:t>1</w:t>
       </w:r>
@@ -105,126 +79,30 @@
           <w:rFonts w:eastAsia="MS ゴシック"/>
           <w:b/>
           <w:bCs/>
-          <w:sz w:val="21"/>
-          <w:szCs w:val="21"/>
-        </w:rPr>
-        <w:t xml:space="preserve">　はじめに</w:t>
+          <w:sz w:val="24"/>
+          <w:szCs w:val="24"/>
+        </w:rPr>
+        <w:t xml:space="preserve"> はじめに</w:t>
       </w:r>
     </w:p>
     <w:p>
       <w:pPr>
         <w:spacing w:line="280" w:lineRule="exact"/>
-        <w:ind w:firstLine="190"/>
+        <w:ind w:firstLine="180"/>
         <w:jc w:val="both"/>
       </w:pPr>
       <w:r>
-        <w:t>屋内では</w:t>
-      </w:r>
-      <w:r>
-        <w:t>G</w:t>
-      </w:r>
-      <w:r>
-        <w:t>P</w:t>
-      </w:r>
-      <w:r>
-        <w:t>S(</w:t>
-      </w:r>
-      <w:r>
-        <w:t>GNSS</w:t>
-      </w:r>
-      <w:r>
-        <w:t>)</w:t>
-      </w:r>
-      <w:r>
-        <w:t>の信号が弱く，測位が難しい</w:t>
-      </w:r>
-      <w:r>
-        <w:t>[1]</w:t>
-      </w:r>
-      <w:r>
-        <w:t>．屋内測位には</w:t>
-      </w:r>
-      <w:r>
-        <w:t>Wi-Fi</w:t>
-      </w:r>
-      <w:r>
-        <w:t>や</w:t>
-      </w:r>
-      <w:r>
-        <w:t>BLE</w:t>
-      </w:r>
-      <w:r>
-        <w:t>ビーコンを使う方法もあるが，発信機の設置や電波マップの維持管理にコストがかかる</w:t>
-      </w:r>
-      <w:r>
-        <w:t>[2]</w:t>
-      </w:r>
-      <w:r>
-        <w:t>．設備に頼らない方法として，スマートフォンの慣性センサ</w:t>
-      </w:r>
-      <w:r>
-        <w:t>(IMU)</w:t>
-      </w:r>
-      <w:r>
-        <w:t>で歩数・歩幅・方位を求めて位置を積み上げる歩行者推測航法</w:t>
-      </w:r>
-      <w:r>
-        <w:t>(PDR)</w:t>
-      </w:r>
-      <w:r>
-        <w:t>がある．ただし</w:t>
-      </w:r>
-      <w:r>
-        <w:t>PDR</w:t>
-      </w:r>
-      <w:r>
-        <w:t>は，歩くほど誤差が累積する</w:t>
-      </w:r>
-      <w:r>
-        <w:t>[2]</w:t>
-      </w:r>
-      <w:r>
-        <w:t>．</w:t>
+        <w:t xml:space="preserve">屋内ではGPS（GNSS）の信号が弱く，測位が難しい[1]．Wi-FiやBLEビーコンによる屋内測位は，発信機の設置や電波マップの維持管理にコストがかかる[2]．設備に頼らない方法として，スマートフォンの慣性センサ（IMU）で歩数・歩幅・方位を求めて位置を積み上げる歩行者推測航法（PDR）がある．ただしPDRは，歩くほど誤差が累積する[2]．</w:t>
       </w:r>
     </w:p>
     <w:p>
       <w:pPr>
         <w:spacing w:line="280" w:lineRule="exact"/>
-        <w:ind w:firstLine="190"/>
+        <w:ind w:firstLine="180"/>
         <w:jc w:val="both"/>
       </w:pPr>
       <w:r>
-        <w:t>そこで本研究では，建物の地図を使って</w:t>
-      </w:r>
-      <w:r>
-        <w:t>PDR</w:t>
-      </w:r>
-      <w:r>
-        <w:t>の誤差を抑える．</w:t>
-      </w:r>
-      <w:r>
-        <w:t>PDR</w:t>
-      </w:r>
-      <w:r>
-        <w:t>には</w:t>
-      </w:r>
-      <w:r>
-        <w:t>SmartPDR[3]</w:t>
-      </w:r>
-      <w:r>
-        <w:t>のステップ検出と歩幅推定を使う．地図による補正には，秋山らの移動様態に応じたパーティクルフィルタ</w:t>
-      </w:r>
-      <w:r>
-        <w:t>(PF)[4]</w:t>
-      </w:r>
-      <w:r>
-        <w:t>を用いる．これは，直進・曲がり・滞留の移動様態ごとに粒子数とノイズを変える方式である．本研究では，この方式に次の</w:t>
-      </w:r>
-      <w:r>
-        <w:t>2</w:t>
-      </w:r>
-      <w:r>
-        <w:t>点を加える．</w:t>
+        <w:t xml:space="preserve">そこで本研究では，建物の地図を使ってPDRの誤差を抑える．PDRにはSmartPDR[3]を，地図による補正には秋山らの移動様態に応じたパーティクルフィルタ（PF）[4]を用いる．後者は，直進・曲がり・滞留の様態ごとに粒子数とノイズを変える方式である．本研究では，これに次の2点を加える．</w:t>
       </w:r>
     </w:p>
     <w:p>
@@ -234,7 +112,7 @@
         <w:jc w:val="both"/>
       </w:pPr>
       <w:r>
-        <w:t xml:space="preserve">(1) </w:t>
+        <w:t xml:space="preserve">（1） </w:t>
       </w:r>
       <w:r>
         <w:t>二値化した地図から，歩ける範囲を「経路帯」として自動抽出し，粒子をその中に制約する．</w:t>
@@ -247,7 +125,7 @@
         <w:jc w:val="both"/>
       </w:pPr>
       <w:r>
-        <w:t xml:space="preserve">(2) </w:t>
+        <w:t xml:space="preserve">（2） </w:t>
       </w:r>
       <w:r>
         <w:t>有効粒子数に応じて粒子数を増減する「不確実性適応粒子数」を，様態別の粒子数に重ねる．</w:t>
@@ -256,17 +134,11 @@
     <w:p>
       <w:pPr>
         <w:spacing w:line="280" w:lineRule="exact"/>
-        <w:ind w:firstLine="190"/>
+        <w:ind w:firstLine="180"/>
         <w:jc w:val="both"/>
       </w:pPr>
       <w:r>
-        <w:t>本発表では，実装したシステムと，実測データ</w:t>
-      </w:r>
-      <w:r>
-        <w:t>2</w:t>
-      </w:r>
-      <w:r>
-        <w:t>本での動作確認の結果，および見つかった課題を報告する．</w:t>
+        <w:t xml:space="preserve">本発表では，実測データ2本で4方式の終点誤差と粒子の全滅回数を比べた結果と課題を報告する．</w:t>
       </w:r>
     </w:p>
     <w:p>
@@ -279,8 +151,8 @@
           <w:rFonts w:eastAsia="MS ゴシック"/>
           <w:b/>
           <w:bCs/>
-          <w:sz w:val="21"/>
-          <w:szCs w:val="21"/>
+          <w:sz w:val="24"/>
+          <w:szCs w:val="24"/>
         </w:rPr>
         <w:t>2</w:t>
       </w:r>
@@ -289,62 +161,16 @@
           <w:rFonts w:eastAsia="MS ゴシック"/>
           <w:b/>
           <w:bCs/>
-          <w:sz w:val="21"/>
-          <w:szCs w:val="21"/>
-        </w:rPr>
-        <w:t xml:space="preserve">　研究手法</w:t>
-      </w:r>
-    </w:p>
-    <w:p>
-      <w:pPr>
-        <w:keepNext/>
-        <w:spacing w:before="40" w:line="280" w:lineRule="exact"/>
-      </w:pPr>
-      <w:r>
-        <w:rPr>
-          <w:rFonts w:eastAsia="MS ゴシック"/>
-          <w:b/>
-          <w:bCs/>
-          <w:sz w:val="20"/>
-          <w:szCs w:val="20"/>
-        </w:rPr>
-        <w:t>2</w:t>
-      </w:r>
-      <w:r>
-        <w:rPr>
-          <w:rFonts w:eastAsia="MS ゴシック"/>
-          <w:b/>
-          <w:bCs/>
-          <w:sz w:val="20"/>
-          <w:szCs w:val="20"/>
-        </w:rPr>
-        <w:t>.</w:t>
-      </w:r>
-      <w:r>
-        <w:rPr>
-          <w:rFonts w:eastAsia="MS ゴシック"/>
-          <w:b/>
-          <w:bCs/>
-          <w:sz w:val="20"/>
-          <w:szCs w:val="20"/>
-        </w:rPr>
-        <w:t>1</w:t>
-      </w:r>
-      <w:r>
-        <w:rPr>
-          <w:rFonts w:eastAsia="MS ゴシック"/>
-          <w:b/>
-          <w:bCs/>
-          <w:sz w:val="20"/>
-          <w:szCs w:val="20"/>
-        </w:rPr>
-        <w:t xml:space="preserve">　処理の流れ</w:t>
+          <w:sz w:val="24"/>
+          <w:szCs w:val="24"/>
+        </w:rPr>
+        <w:t xml:space="preserve"> 研究手法</w:t>
       </w:r>
     </w:p>
     <w:p>
       <w:pPr>
         <w:spacing w:line="280" w:lineRule="exact"/>
-        <w:ind w:firstLine="190"/>
+        <w:ind w:firstLine="180"/>
         <w:jc w:val="both"/>
       </w:pPr>
       <w:r>
@@ -387,7 +213,7 @@
         </w:rPr>
         <w:drawing>
           <wp:inline distT="0" distB="0" distL="0" distR="0" wp14:anchorId="1A003873" wp14:editId="1A003874">
-            <wp:extent cx="2400300" cy="2809875"/>
+            <wp:extent cx="1680210" cy="1966913"/>
             <wp:effectExtent l="0" t="0" r="0" b="0"/>
             <wp:docPr id="1" name="図 1"/>
             <wp:cNvGraphicFramePr>
@@ -412,7 +238,7 @@
                   <pic:spPr bwMode="auto">
                     <a:xfrm>
                       <a:off x="0" y="0"/>
-                      <a:ext cx="2400300" cy="2809875"/>
+                      <a:ext cx="1680210" cy="1966913"/>
                     </a:xfrm>
                     <a:prstGeom prst="rect">
                       <a:avLst/>
@@ -432,22 +258,22 @@
       </w:pPr>
       <w:r>
         <w:rPr>
-          <w:sz w:val="17"/>
-          <w:szCs w:val="17"/>
+          <w:sz w:val="16"/>
+          <w:szCs w:val="16"/>
         </w:rPr>
         <w:t>図</w:t>
       </w:r>
       <w:r>
         <w:rPr>
-          <w:sz w:val="17"/>
-          <w:szCs w:val="17"/>
+          <w:sz w:val="16"/>
+          <w:szCs w:val="16"/>
         </w:rPr>
         <w:t>1</w:t>
       </w:r>
       <w:r>
         <w:rPr>
-          <w:sz w:val="17"/>
-          <w:szCs w:val="17"/>
+          <w:sz w:val="16"/>
+          <w:szCs w:val="16"/>
         </w:rPr>
         <w:t xml:space="preserve">　処理の流れ</w:t>
       </w:r>
@@ -462,8 +288,8 @@
           <w:rFonts w:eastAsia="MS ゴシック"/>
           <w:b/>
           <w:bCs/>
-          <w:sz w:val="20"/>
-          <w:szCs w:val="20"/>
+          <w:sz w:val="21"/>
+          <w:szCs w:val="21"/>
         </w:rPr>
         <w:t>2</w:t>
       </w:r>
@@ -472,8 +298,8 @@
           <w:rFonts w:eastAsia="MS ゴシック"/>
           <w:b/>
           <w:bCs/>
-          <w:sz w:val="20"/>
-          <w:szCs w:val="20"/>
+          <w:sz w:val="21"/>
+          <w:szCs w:val="21"/>
         </w:rPr>
         <w:t>.</w:t>
       </w:r>
@@ -482,28 +308,28 @@
           <w:rFonts w:eastAsia="MS ゴシック"/>
           <w:b/>
           <w:bCs/>
-          <w:sz w:val="20"/>
-          <w:szCs w:val="20"/>
-        </w:rPr>
-        <w:t>2</w:t>
-      </w:r>
-      <w:r>
-        <w:rPr>
-          <w:rFonts w:eastAsia="MS ゴシック"/>
-          <w:b/>
-          <w:bCs/>
-          <w:sz w:val="20"/>
-          <w:szCs w:val="20"/>
-        </w:rPr>
-        <w:t xml:space="preserve">　</w:t>
-      </w:r>
-      <w:r>
-        <w:rPr>
-          <w:rFonts w:eastAsia="MS ゴシック"/>
-          <w:b/>
-          <w:bCs/>
-          <w:sz w:val="20"/>
-          <w:szCs w:val="20"/>
+          <w:sz w:val="21"/>
+          <w:szCs w:val="21"/>
+        </w:rPr>
+        <w:t>1</w:t>
+      </w:r>
+      <w:r>
+        <w:rPr>
+          <w:rFonts w:eastAsia="MS ゴシック"/>
+          <w:b/>
+          <w:bCs/>
+          <w:sz w:val="21"/>
+          <w:szCs w:val="21"/>
+        </w:rPr>
+        <w:t xml:space="preserve"> </w:t>
+      </w:r>
+      <w:r>
+        <w:rPr>
+          <w:rFonts w:eastAsia="MS ゴシック"/>
+          <w:b/>
+          <w:bCs/>
+          <w:sz w:val="21"/>
+          <w:szCs w:val="21"/>
         </w:rPr>
         <w:t>PDR</w:t>
       </w:r>
@@ -512,8 +338,8 @@
           <w:rFonts w:eastAsia="MS ゴシック"/>
           <w:b/>
           <w:bCs/>
-          <w:sz w:val="20"/>
-          <w:szCs w:val="20"/>
+          <w:sz w:val="21"/>
+          <w:szCs w:val="21"/>
         </w:rPr>
         <w:t>と移動様態の判定</w:t>
       </w:r>
@@ -521,29 +347,11 @@
     <w:p>
       <w:pPr>
         <w:spacing w:line="280" w:lineRule="exact"/>
-        <w:ind w:firstLine="190"/>
+        <w:ind w:firstLine="180"/>
         <w:jc w:val="both"/>
       </w:pPr>
       <w:r>
-        <w:t>加速度のピークから</w:t>
-      </w:r>
-      <w:r>
-        <w:t>1</w:t>
-      </w:r>
-      <w:r>
-        <w:t>歩を検出し，歩幅と方位から</w:t>
-      </w:r>
-      <w:r>
-        <w:t>1</w:t>
-      </w:r>
-      <w:r>
-        <w:t>歩分の移動量を求める．</w:t>
-      </w:r>
-      <w:r>
-        <w:t>SmartPDR[3]</w:t>
-      </w:r>
-      <w:r>
-        <w:t>の式に，本研究で次の調整を加えた．</w:t>
+        <w:t xml:space="preserve">加速度のピークで1歩を検出し，歩幅と方位から移動量を求める．SmartPDR[3]の式に次の調整を加えた．</w:t>
       </w:r>
     </w:p>
     <w:p>
@@ -569,228 +377,27 @@
         <w:jc w:val="both"/>
       </w:pPr>
       <w:r>
-        <w:t>・歩幅には校正ゲイン</w:t>
-      </w:r>
-      <w:r>
-        <w:t>(</w:t>
-      </w:r>
-      <w:r>
-        <w:t>暫定値</w:t>
-      </w:r>
-      <w:r>
-        <w:t>2.10)</w:t>
-      </w:r>
-      <w:r>
-        <w:t>を掛ける．元の係数は論文の被験者・端末で求めた値で，今回の条件では約半分に小さく出たためである．</w:t>
+        <w:t xml:space="preserve">・歩幅に校正ゲイン（暫定値2.10）を掛ける．論文の係数では歩幅が約半分に出たためである．</w:t>
       </w:r>
     </w:p>
     <w:p>
       <w:pPr>
         <w:spacing w:line="280" w:lineRule="exact"/>
-        <w:ind w:firstLine="190"/>
+        <w:ind w:firstLine="180"/>
         <w:jc w:val="both"/>
       </w:pPr>
       <w:r>
-        <w:rPr>
-          <w:rFonts w:hint="eastAsia"/>
-        </w:rPr>
-        <w:t>各</w:t>
-      </w:r>
-      <w:r>
-        <w:rPr>
-          <w:rFonts w:hint="eastAsia"/>
-        </w:rPr>
-        <w:t>歩行</w:t>
-      </w:r>
-      <w:r>
-        <w:rPr>
-          <w:rFonts w:hint="eastAsia"/>
-        </w:rPr>
-        <w:t>が直進か曲がりかは，直近</w:t>
-      </w:r>
-      <w:r>
-        <w:t>1.5</w:t>
-      </w:r>
-      <w:r>
-        <w:rPr>
-          <w:rFonts w:hint="eastAsia"/>
-        </w:rPr>
-        <w:t>秒間の</w:t>
-      </w:r>
-      <w:r>
-        <w:t>2</w:t>
-      </w:r>
-      <w:r>
-        <w:rPr>
-          <w:rFonts w:hint="eastAsia"/>
-        </w:rPr>
-        <w:t>つの値で判定する．</w:t>
-      </w:r>
-      <w:r>
-        <w:t>1</w:t>
-      </w:r>
-      <w:r>
-        <w:rPr>
-          <w:rFonts w:hint="eastAsia"/>
-        </w:rPr>
-        <w:t>つは方位の変化量，もう</w:t>
-      </w:r>
-      <w:r>
-        <w:t>1</w:t>
-      </w:r>
-      <w:r>
-        <w:rPr>
-          <w:rFonts w:hint="eastAsia"/>
-        </w:rPr>
-        <w:t>つはヨーレート</w:t>
-      </w:r>
-      <w:r>
-        <w:t>(</w:t>
-      </w:r>
-      <w:r>
-        <w:rPr>
-          <w:rFonts w:hint="eastAsia"/>
-        </w:rPr>
-        <w:t>向きが回転する速さ</w:t>
-      </w:r>
-      <w:r>
-        <w:t>)</w:t>
-      </w:r>
-      <w:r>
-        <w:rPr>
-          <w:rFonts w:hint="eastAsia"/>
-        </w:rPr>
-        <w:t>である．ヨーレートには，一瞬の手ぶれの影響を避けるため，</w:t>
-      </w:r>
-      <w:r>
-        <w:t>1.5</w:t>
-      </w:r>
-      <w:r>
-        <w:t>秒間の値を小さい順に並べて上位</w:t>
-      </w:r>
-      <w:r>
-        <w:t>25%</w:t>
-      </w:r>
-      <w:r>
-        <w:t>を除いた境目の値</w:t>
-      </w:r>
-      <w:r>
-        <w:rPr>
-          <w:rFonts w:hint="eastAsia"/>
-        </w:rPr>
-        <w:t>（</w:t>
-      </w:r>
-      <w:r>
-        <w:rPr>
-          <w:rFonts w:hint="eastAsia"/>
-        </w:rPr>
-        <w:t>7</w:t>
-      </w:r>
-      <w:r>
-        <w:t>5</w:t>
-      </w:r>
-      <w:r>
-        <w:rPr>
-          <w:rFonts w:hint="eastAsia"/>
-        </w:rPr>
-        <w:t>パーセンタイル</w:t>
-      </w:r>
-      <w:r>
-        <w:rPr>
-          <w:rFonts w:hint="eastAsia"/>
-        </w:rPr>
-        <w:t>）</w:t>
-      </w:r>
-      <w:r>
-        <w:rPr>
-          <w:rFonts w:hint="eastAsia"/>
-        </w:rPr>
-        <w:t>を用いる．</w:t>
+        <w:t xml:space="preserve">直進か曲がりかは，直近1.5秒間の方位の変化量とヨーレート（向きが回転する速さ）で判定する．ヨーレートには，一瞬の手ぶれの影響を避けるため，1.5秒間の値の75パーセンタイル（小さい順に並べて75%の位置の値）を用いる．</w:t>
       </w:r>
     </w:p>
     <w:p>
       <w:pPr>
         <w:spacing w:line="280" w:lineRule="exact"/>
-        <w:ind w:firstLine="190"/>
+        <w:ind w:firstLine="180"/>
         <w:jc w:val="both"/>
       </w:pPr>
       <w:r>
-        <w:rPr>
-          <w:rFonts w:hint="eastAsia"/>
-        </w:rPr>
-        <w:t>直進中は，方位の変化量が</w:t>
-      </w:r>
-      <w:r>
-        <w:t>20</w:t>
-      </w:r>
-      <w:r>
-        <w:rPr>
-          <w:rFonts w:hint="eastAsia"/>
-        </w:rPr>
-        <w:t>度以上，かつヨーレートが</w:t>
-      </w:r>
-      <w:r>
-        <w:t>20</w:t>
-      </w:r>
-      <w:r>
-        <w:rPr>
-          <w:rFonts w:hint="eastAsia"/>
-        </w:rPr>
-        <w:t>度</w:t>
-      </w:r>
-      <w:r>
-        <w:t>/</w:t>
-      </w:r>
-      <w:r>
-        <w:rPr>
-          <w:rFonts w:hint="eastAsia"/>
-        </w:rPr>
-        <w:t>秒以上になったときに「曲がり」に切り替える．曲がり中は，方位の変化量が</w:t>
-      </w:r>
-      <w:r>
-        <w:t>6</w:t>
-      </w:r>
-      <w:r>
-        <w:rPr>
-          <w:rFonts w:hint="eastAsia"/>
-        </w:rPr>
-        <w:t>度未満，かつヨーレートが</w:t>
-      </w:r>
-      <w:r>
-        <w:t>10</w:t>
-      </w:r>
-      <w:r>
-        <w:rPr>
-          <w:rFonts w:hint="eastAsia"/>
-        </w:rPr>
-        <w:t>度</w:t>
-      </w:r>
-      <w:r>
-        <w:t>/</w:t>
-      </w:r>
-      <w:r>
-        <w:rPr>
-          <w:rFonts w:hint="eastAsia"/>
-        </w:rPr>
-        <w:t>秒未満になったときに「直進」に戻す．このように，切り替える条件と戻す条件のしきい値を変えておく</w:t>
-      </w:r>
-      <w:r>
-        <w:t>(</w:t>
-      </w:r>
-      <w:r>
-        <w:rPr>
-          <w:rFonts w:hint="eastAsia"/>
-        </w:rPr>
-        <w:t>ヒステリシス</w:t>
-      </w:r>
-      <w:r>
-        <w:t>)</w:t>
-      </w:r>
-      <w:r>
-        <w:rPr>
-          <w:rFonts w:hint="eastAsia"/>
-        </w:rPr>
-        <w:t>ことで，判定が細かく切り替わるのを防ぐ．</w:t>
+        <w:t xml:space="preserve">直進中は，方位の変化量が20度以上かつヨーレートが20度/秒以上で「曲がり」に，曲がり中は6度未満かつ10度/秒未満で「直進」に切り替える．切り替えと戻りのしきい値を変える（ヒステリシス）ことで，判定が細かく切り替わるのを防ぐ．</w:t>
       </w:r>
     </w:p>
     <w:p>
@@ -803,8 +410,8 @@
           <w:rFonts w:eastAsia="MS ゴシック"/>
           <w:b/>
           <w:bCs/>
-          <w:sz w:val="20"/>
-          <w:szCs w:val="20"/>
+          <w:sz w:val="21"/>
+          <w:szCs w:val="21"/>
         </w:rPr>
         <w:t>2</w:t>
       </w:r>
@@ -813,8 +420,8 @@
           <w:rFonts w:eastAsia="MS ゴシック"/>
           <w:b/>
           <w:bCs/>
-          <w:sz w:val="20"/>
-          <w:szCs w:val="20"/>
+          <w:sz w:val="21"/>
+          <w:szCs w:val="21"/>
         </w:rPr>
         <w:t>.</w:t>
       </w:r>
@@ -823,28 +430,28 @@
           <w:rFonts w:eastAsia="MS ゴシック"/>
           <w:b/>
           <w:bCs/>
-          <w:sz w:val="20"/>
-          <w:szCs w:val="20"/>
-        </w:rPr>
-        <w:t>3</w:t>
-      </w:r>
-      <w:r>
-        <w:rPr>
-          <w:rFonts w:eastAsia="MS ゴシック"/>
-          <w:b/>
-          <w:bCs/>
-          <w:sz w:val="20"/>
-          <w:szCs w:val="20"/>
-        </w:rPr>
-        <w:t xml:space="preserve">　地図制約付き</w:t>
-      </w:r>
-      <w:r>
-        <w:rPr>
-          <w:rFonts w:eastAsia="MS ゴシック"/>
-          <w:b/>
-          <w:bCs/>
-          <w:sz w:val="20"/>
-          <w:szCs w:val="20"/>
+          <w:sz w:val="21"/>
+          <w:szCs w:val="21"/>
+        </w:rPr>
+        <w:t>2</w:t>
+      </w:r>
+      <w:r>
+        <w:rPr>
+          <w:rFonts w:eastAsia="MS ゴシック"/>
+          <w:b/>
+          <w:bCs/>
+          <w:sz w:val="21"/>
+          <w:szCs w:val="21"/>
+        </w:rPr>
+        <w:t xml:space="preserve"> 地図制約付き</w:t>
+      </w:r>
+      <w:r>
+        <w:rPr>
+          <w:rFonts w:eastAsia="MS ゴシック"/>
+          <w:b/>
+          <w:bCs/>
+          <w:sz w:val="21"/>
+          <w:szCs w:val="21"/>
         </w:rPr>
         <w:t>PF</w:t>
       </w:r>
@@ -852,71 +459,11 @@
     <w:p>
       <w:pPr>
         <w:spacing w:line="280" w:lineRule="exact"/>
-        <w:ind w:firstLine="190"/>
+        <w:ind w:firstLine="180"/>
         <w:jc w:val="both"/>
       </w:pPr>
       <w:r>
-        <w:t>各粒子を</w:t>
-      </w:r>
-      <w:r>
-        <w:t>PDR</w:t>
-      </w:r>
-      <w:r>
-        <w:t>の移動量とノイズで動かし，壁を横切った粒子の重みを</w:t>
-      </w:r>
-      <w:r>
-        <w:t>0</w:t>
-      </w:r>
-      <w:r>
-        <w:t>にする</w:t>
-      </w:r>
-      <w:r>
-        <w:t>[4]</w:t>
-      </w:r>
-      <w:r>
-        <w:t>．本研究では，壁に近い粒子も壁までの距離に応じて重みを下げる．秋山らは粒子数を直進</w:t>
-      </w:r>
-      <w:r>
-        <w:t>10</w:t>
-      </w:r>
-      <w:r>
-        <w:t>個・屈折</w:t>
-      </w:r>
-      <w:r>
-        <w:t>20</w:t>
-      </w:r>
-      <w:r>
-        <w:t>個とし，</w:t>
-      </w:r>
-      <w:r>
-        <w:t>8</w:t>
-      </w:r>
-      <w:r>
-        <w:t>秒ごとに更新した</w:t>
-      </w:r>
-      <w:r>
-        <w:t>[4]</w:t>
-      </w:r>
-      <w:r>
-        <w:t>．本研究では</w:t>
-      </w:r>
-      <w:r>
-        <w:t>1</w:t>
-      </w:r>
-      <w:r>
-        <w:t>歩ごとに更新し，粒子数を直進</w:t>
-      </w:r>
-      <w:r>
-        <w:t>250</w:t>
-      </w:r>
-      <w:r>
-        <w:t>個・曲がり</w:t>
-      </w:r>
-      <w:r>
-        <w:t>600</w:t>
-      </w:r>
-      <w:r>
-        <w:t>個に拡大した．</w:t>
+        <w:t xml:space="preserve">各粒子をPDRの移動量とノイズで動かし，壁を横切った粒子の重みを0にする[4]．本研究では，壁に近い粒子の重みも距離に応じて下げる．また，秋山らは8秒ごとに直進10個・屈折20個で更新したが[4]，本研究では1歩ごとに直進250個・曲がり600個で更新する．</w:t>
       </w:r>
     </w:p>
     <w:p>
@@ -927,17 +474,17 @@
           <w:rFonts w:eastAsia="MS ゴシック"/>
           <w:b/>
           <w:bCs/>
-          <w:sz w:val="20"/>
-          <w:szCs w:val="20"/>
-        </w:rPr>
-      </w:pPr>
-      <w:r>
-        <w:rPr>
-          <w:rFonts w:eastAsia="MS ゴシック"/>
-          <w:b/>
-          <w:bCs/>
-          <w:sz w:val="20"/>
-          <w:szCs w:val="20"/>
+          <w:sz w:val="21"/>
+          <w:szCs w:val="21"/>
+        </w:rPr>
+      </w:pPr>
+      <w:r>
+        <w:rPr>
+          <w:rFonts w:eastAsia="MS ゴシック"/>
+          <w:b/>
+          <w:bCs/>
+          <w:sz w:val="21"/>
+          <w:szCs w:val="21"/>
         </w:rPr>
         <w:t>2</w:t>
       </w:r>
@@ -946,8 +493,8 @@
           <w:rFonts w:eastAsia="MS ゴシック"/>
           <w:b/>
           <w:bCs/>
-          <w:sz w:val="20"/>
-          <w:szCs w:val="20"/>
+          <w:sz w:val="21"/>
+          <w:szCs w:val="21"/>
         </w:rPr>
         <w:t>.</w:t>
       </w:r>
@@ -956,28 +503,28 @@
           <w:rFonts w:eastAsia="MS ゴシック"/>
           <w:b/>
           <w:bCs/>
-          <w:sz w:val="20"/>
-          <w:szCs w:val="20"/>
-        </w:rPr>
-        <w:t>4</w:t>
-      </w:r>
-      <w:r>
-        <w:rPr>
-          <w:rFonts w:eastAsia="MS ゴシック"/>
-          <w:b/>
-          <w:bCs/>
-          <w:sz w:val="20"/>
-          <w:szCs w:val="20"/>
-        </w:rPr>
-        <w:t xml:space="preserve">　提案</w:t>
-      </w:r>
-      <w:r>
-        <w:rPr>
-          <w:rFonts w:eastAsia="MS ゴシック"/>
-          <w:b/>
-          <w:bCs/>
-          <w:sz w:val="20"/>
-          <w:szCs w:val="20"/>
+          <w:sz w:val="21"/>
+          <w:szCs w:val="21"/>
+        </w:rPr>
+        <w:t>3</w:t>
+      </w:r>
+      <w:r>
+        <w:rPr>
+          <w:rFonts w:eastAsia="MS ゴシック"/>
+          <w:b/>
+          <w:bCs/>
+          <w:sz w:val="21"/>
+          <w:szCs w:val="21"/>
+        </w:rPr>
+        <w:t xml:space="preserve"> 提案</w:t>
+      </w:r>
+      <w:r>
+        <w:rPr>
+          <w:rFonts w:eastAsia="MS ゴシック"/>
+          <w:b/>
+          <w:bCs/>
+          <w:sz w:val="21"/>
+          <w:szCs w:val="21"/>
         </w:rPr>
         <w:t>1</w:t>
       </w:r>
@@ -986,8 +533,8 @@
           <w:rFonts w:eastAsia="MS ゴシック"/>
           <w:b/>
           <w:bCs/>
-          <w:sz w:val="20"/>
-          <w:szCs w:val="20"/>
+          <w:sz w:val="21"/>
+          <w:szCs w:val="21"/>
         </w:rPr>
         <w:t>：経路帯の自動抽出</w:t>
       </w:r>
@@ -995,29 +542,11 @@
     <w:p>
       <w:pPr>
         <w:spacing w:line="280" w:lineRule="exact"/>
-        <w:ind w:firstLine="190"/>
+        <w:ind w:firstLine="180"/>
         <w:jc w:val="both"/>
       </w:pPr>
       <w:r>
-        <w:t>建物の平面図を二値化し，通路の部分を経路帯として自動で抽出する</w:t>
-      </w:r>
-      <w:r>
-        <w:t>(</w:t>
-      </w:r>
-      <w:r>
-        <w:t>図</w:t>
-      </w:r>
-      <w:r>
-        <w:t>2</w:t>
-      </w:r>
-      <w:r>
-        <w:t>の黄色の領域</w:t>
-      </w:r>
-      <w:r>
-        <w:t>)</w:t>
-      </w:r>
-      <w:r>
-        <w:t>．経路帯の外に出た粒子は重みを下げる．経路を手で入力する必要がない．</w:t>
+        <w:t xml:space="preserve">建物の平面図を二値化し，通路を経路帯として自動抽出する（図2の黄色）．経路帯の外の粒子は重みを下げる．経路を手で入力する必要はない．</w:t>
       </w:r>
     </w:p>
     <w:p>
@@ -1032,7 +561,7 @@
         </w:rPr>
         <w:drawing>
           <wp:inline distT="0" distB="0" distL="0" distR="0" wp14:anchorId="1A003875" wp14:editId="1A003876">
-            <wp:extent cx="3000375" cy="1047750"/>
+            <wp:extent cx="2610000" cy="911403"/>
             <wp:effectExtent l="0" t="0" r="0" b="0"/>
             <wp:docPr id="2" name="図 2"/>
             <wp:cNvGraphicFramePr>
@@ -1057,7 +586,7 @@
                   <pic:spPr bwMode="auto">
                     <a:xfrm>
                       <a:off x="0" y="0"/>
-                      <a:ext cx="3000375" cy="1047750"/>
+                      <a:ext cx="2610000" cy="911403"/>
                     </a:xfrm>
                     <a:prstGeom prst="rect">
                       <a:avLst/>
@@ -1077,45 +606,45 @@
       </w:pPr>
       <w:r>
         <w:rPr>
-          <w:sz w:val="17"/>
-          <w:szCs w:val="17"/>
+          <w:sz w:val="16"/>
+          <w:szCs w:val="16"/>
         </w:rPr>
         <w:t>図</w:t>
       </w:r>
       <w:r>
         <w:rPr>
-          <w:sz w:val="17"/>
-          <w:szCs w:val="17"/>
+          <w:sz w:val="16"/>
+          <w:szCs w:val="16"/>
         </w:rPr>
         <w:t>2</w:t>
       </w:r>
       <w:r>
         <w:rPr>
-          <w:sz w:val="17"/>
-          <w:szCs w:val="17"/>
+          <w:sz w:val="16"/>
+          <w:szCs w:val="16"/>
         </w:rPr>
         <w:t xml:space="preserve">　二値地図から自動抽出した経路帯</w:t>
       </w:r>
       <w:r>
         <w:rPr>
-          <w:sz w:val="17"/>
-          <w:szCs w:val="17"/>
-        </w:rPr>
-        <w:t>(</w:t>
-      </w:r>
-      <w:r>
-        <w:rPr>
-          <w:sz w:val="17"/>
-          <w:szCs w:val="17"/>
+          <w:sz w:val="16"/>
+          <w:szCs w:val="16"/>
+        </w:rPr>
+        <w:t>（</w:t>
+      </w:r>
+      <w:r>
+        <w:rPr>
+          <w:sz w:val="16"/>
+          <w:szCs w:val="16"/>
         </w:rPr>
         <w:t>黄色</w:t>
       </w:r>
       <w:r>
         <w:rPr>
-          <w:sz w:val="17"/>
-          <w:szCs w:val="17"/>
-        </w:rPr>
-        <w:t>)</w:t>
+          <w:sz w:val="16"/>
+          <w:szCs w:val="16"/>
+        </w:rPr>
+        <w:t>）</w:t>
       </w:r>
     </w:p>
     <w:p>
@@ -1128,8 +657,8 @@
           <w:rFonts w:eastAsia="MS ゴシック"/>
           <w:b/>
           <w:bCs/>
-          <w:sz w:val="20"/>
-          <w:szCs w:val="20"/>
+          <w:sz w:val="21"/>
+          <w:szCs w:val="21"/>
         </w:rPr>
         <w:lastRenderedPageBreak/>
         <w:t>2</w:t>
@@ -1139,8 +668,8 @@
           <w:rFonts w:eastAsia="MS ゴシック"/>
           <w:b/>
           <w:bCs/>
-          <w:sz w:val="20"/>
-          <w:szCs w:val="20"/>
+          <w:sz w:val="21"/>
+          <w:szCs w:val="21"/>
         </w:rPr>
         <w:t>.</w:t>
       </w:r>
@@ -1149,28 +678,28 @@
           <w:rFonts w:eastAsia="MS ゴシック"/>
           <w:b/>
           <w:bCs/>
-          <w:sz w:val="20"/>
-          <w:szCs w:val="20"/>
-        </w:rPr>
-        <w:t>5</w:t>
-      </w:r>
-      <w:r>
-        <w:rPr>
-          <w:rFonts w:eastAsia="MS ゴシック"/>
-          <w:b/>
-          <w:bCs/>
-          <w:sz w:val="20"/>
-          <w:szCs w:val="20"/>
-        </w:rPr>
-        <w:t xml:space="preserve">　提案</w:t>
-      </w:r>
-      <w:r>
-        <w:rPr>
-          <w:rFonts w:eastAsia="MS ゴシック"/>
-          <w:b/>
-          <w:bCs/>
-          <w:sz w:val="20"/>
-          <w:szCs w:val="20"/>
+          <w:sz w:val="21"/>
+          <w:szCs w:val="21"/>
+        </w:rPr>
+        <w:t>4</w:t>
+      </w:r>
+      <w:r>
+        <w:rPr>
+          <w:rFonts w:eastAsia="MS ゴシック"/>
+          <w:b/>
+          <w:bCs/>
+          <w:sz w:val="21"/>
+          <w:szCs w:val="21"/>
+        </w:rPr>
+        <w:t xml:space="preserve"> 提案</w:t>
+      </w:r>
+      <w:r>
+        <w:rPr>
+          <w:rFonts w:eastAsia="MS ゴシック"/>
+          <w:b/>
+          <w:bCs/>
+          <w:sz w:val="21"/>
+          <w:szCs w:val="21"/>
         </w:rPr>
         <w:t>2</w:t>
       </w:r>
@@ -1179,8 +708,8 @@
           <w:rFonts w:eastAsia="MS ゴシック"/>
           <w:b/>
           <w:bCs/>
-          <w:sz w:val="20"/>
-          <w:szCs w:val="20"/>
+          <w:sz w:val="21"/>
+          <w:szCs w:val="21"/>
         </w:rPr>
         <w:t>：不確実性適応粒子数</w:t>
       </w:r>
@@ -1188,7 +717,7 @@
     <w:p>
       <w:pPr>
         <w:spacing w:line="280" w:lineRule="exact"/>
-        <w:ind w:firstLine="190"/>
+        <w:ind w:firstLine="180"/>
         <w:jc w:val="both"/>
       </w:pPr>
       <w:r>
@@ -1382,6 +911,8 @@
     </w:p>
     <w:p>
       <w:pPr>
+        <w:keepNext/>
+        <w:keepLines/>
         <w:spacing w:line="280" w:lineRule="exact"/>
         <w:jc w:val="both"/>
       </w:pPr>
@@ -1493,13 +1024,13 @@
         <w:t>が小さい</w:t>
       </w:r>
       <w:r>
-        <w:t>(</w:t>
+        <w:t>（</w:t>
       </w:r>
       <w:r>
         <w:t>推定が不確か</w:t>
       </w:r>
       <w:r>
-        <w:t>)</w:t>
+        <w:t>）</w:t>
       </w:r>
       <w:r>
         <w:t>ときは粒子を増やし，大きいときは減らす．様態別の粒子数を</w:t>
@@ -1872,8 +1403,8 @@
           <w:rFonts w:eastAsia="MS ゴシック"/>
           <w:b/>
           <w:bCs/>
-          <w:sz w:val="21"/>
-          <w:szCs w:val="21"/>
+          <w:sz w:val="24"/>
+          <w:szCs w:val="24"/>
         </w:rPr>
         <w:t>3</w:t>
       </w:r>
@@ -1882,10 +1413,10 @@
           <w:rFonts w:eastAsia="MS ゴシック"/>
           <w:b/>
           <w:bCs/>
-          <w:sz w:val="21"/>
-          <w:szCs w:val="21"/>
-        </w:rPr>
-        <w:t xml:space="preserve">　研究結果</w:t>
+          <w:sz w:val="24"/>
+          <w:szCs w:val="24"/>
+        </w:rPr>
+        <w:t xml:space="preserve"> 研究結果</w:t>
       </w:r>
     </w:p>
     <w:p>
@@ -1898,8 +1429,8 @@
           <w:rFonts w:eastAsia="MS ゴシック"/>
           <w:b/>
           <w:bCs/>
-          <w:sz w:val="20"/>
-          <w:szCs w:val="20"/>
+          <w:sz w:val="21"/>
+          <w:szCs w:val="21"/>
         </w:rPr>
         <w:t>3</w:t>
       </w:r>
@@ -1908,8 +1439,8 @@
           <w:rFonts w:eastAsia="MS ゴシック"/>
           <w:b/>
           <w:bCs/>
-          <w:sz w:val="20"/>
-          <w:szCs w:val="20"/>
+          <w:sz w:val="21"/>
+          <w:szCs w:val="21"/>
         </w:rPr>
         <w:t>.</w:t>
       </w:r>
@@ -1918,8 +1449,8 @@
           <w:rFonts w:eastAsia="MS ゴシック"/>
           <w:b/>
           <w:bCs/>
-          <w:sz w:val="20"/>
-          <w:szCs w:val="20"/>
+          <w:sz w:val="21"/>
+          <w:szCs w:val="21"/>
         </w:rPr>
         <w:t>1</w:t>
       </w:r>
@@ -1928,10 +1459,10 @@
           <w:rFonts w:eastAsia="MS ゴシック"/>
           <w:b/>
           <w:bCs/>
-          <w:sz w:val="20"/>
-          <w:szCs w:val="20"/>
-        </w:rPr>
-        <w:t xml:space="preserve">　実験条件</w:t>
+          <w:sz w:val="21"/>
+          <w:szCs w:val="21"/>
+        </w:rPr>
+        <w:t xml:space="preserve"> 実験条件</w:t>
       </w:r>
     </w:p>
     <w:p>
@@ -1941,37 +1472,7 @@
         <w:jc w:val="both"/>
       </w:pPr>
       <w:r>
-        <w:t>・データ：建物の</w:t>
-      </w:r>
-      <w:r>
-        <w:t>1</w:t>
-      </w:r>
-      <w:r>
-        <w:t>フロアの同じ経路を歩いて記録した</w:t>
-      </w:r>
-      <w:r>
-        <w:t>2</w:t>
-      </w:r>
-      <w:r>
-        <w:t>本</w:t>
-      </w:r>
-      <w:r>
-        <w:t>(1441</w:t>
-      </w:r>
-      <w:r>
-        <w:t>，</w:t>
-      </w:r>
-      <w:r>
-        <w:t>1442)</w:t>
-      </w:r>
-      <w:r>
-        <w:t>．同日の</w:t>
-      </w:r>
-      <w:r>
-        <w:t>1438</w:t>
-      </w:r>
-      <w:r>
-        <w:t>は方位の記録が壊れているため除いた．</w:t>
+        <w:t xml:space="preserve">・データ：1フロアの同じ経路を歩いた2本（1441，1442）．1438は方位の記録が壊れているため除いた．</w:t>
       </w:r>
     </w:p>
     <w:p>
@@ -1981,73 +1482,7 @@
         <w:jc w:val="both"/>
       </w:pPr>
       <w:r>
-        <w:t>・比較方式：</w:t>
-      </w:r>
-      <w:r>
-        <w:t>A PDR</w:t>
-      </w:r>
-      <w:r>
-        <w:t>のみ，</w:t>
-      </w:r>
-      <w:r>
-        <w:t xml:space="preserve">B </w:t>
-      </w:r>
-      <w:r>
-        <w:t>固定粒子数</w:t>
-      </w:r>
-      <w:r>
-        <w:t>PF(600</w:t>
-      </w:r>
-      <w:r>
-        <w:t>個</w:t>
-      </w:r>
-      <w:r>
-        <w:t>)</w:t>
-      </w:r>
-      <w:r>
-        <w:t>，</w:t>
-      </w:r>
-      <w:r>
-        <w:t xml:space="preserve">C </w:t>
-      </w:r>
-      <w:r>
-        <w:t>移動様態適応</w:t>
-      </w:r>
-      <w:r>
-        <w:t>PF[4]</w:t>
-      </w:r>
-      <w:r>
-        <w:t>，</w:t>
-      </w:r>
-      <w:r>
-        <w:t xml:space="preserve">E </w:t>
-      </w:r>
-      <w:r>
-        <w:t>提案方式</w:t>
-      </w:r>
-      <w:r>
-        <w:t>(C</w:t>
-      </w:r>
-      <w:r>
-        <w:t>に提案</w:t>
-      </w:r>
-      <w:r>
-        <w:t>1</w:t>
-      </w:r>
-      <w:r>
-        <w:t>・</w:t>
-      </w:r>
-      <w:r>
-        <w:t>2</w:t>
-      </w:r>
-      <w:r>
-        <w:t>を加えたもの</w:t>
-      </w:r>
-      <w:r>
-        <w:t>)</w:t>
-      </w:r>
-      <w:r>
-        <w:t>．</w:t>
+        <w:t xml:space="preserve">・比較方式：A PDRのみ，B 固定粒子数PF（600個），C 移動様態適応PF[4]，E 提案方式（Cに提案1・2を追加）．PFはシード6通りの平均をとった．</w:t>
       </w:r>
     </w:p>
     <w:p>
@@ -2057,65 +1492,7 @@
         <w:jc w:val="both"/>
       </w:pPr>
       <w:r>
-        <w:t>・</w:t>
-      </w:r>
-      <w:r>
-        <w:t>PF</w:t>
-      </w:r>
-      <w:r>
-        <w:t>は乱数を使うため，乱数の初期値</w:t>
-      </w:r>
-      <w:r>
-        <w:t>(</w:t>
-      </w:r>
-      <w:r>
-        <w:t>シード</w:t>
-      </w:r>
-      <w:r>
-        <w:t>)</w:t>
-      </w:r>
-      <w:r>
-        <w:t>を</w:t>
-      </w:r>
-      <w:r>
-        <w:t>6</w:t>
-      </w:r>
-      <w:r>
-        <w:t>通り変えて実行し，平均をとった．</w:t>
-      </w:r>
-    </w:p>
-    <w:p>
-      <w:pPr>
-        <w:spacing w:line="280" w:lineRule="exact"/>
-        <w:ind w:left="380" w:hanging="380"/>
-        <w:jc w:val="both"/>
-      </w:pPr>
-      <w:r>
-        <w:t>・時刻と対応した正解位置がないため，</w:t>
-      </w:r>
-      <w:r>
-        <w:t>RMSE</w:t>
-      </w:r>
-      <w:r>
-        <w:t>は求められない．代わりに，推定の終点と申告した終点との距離</w:t>
-      </w:r>
-      <w:r>
-        <w:t>(</w:t>
-      </w:r>
-      <w:r>
-        <w:t>終点誤差</w:t>
-      </w:r>
-      <w:r>
-        <w:t>)</w:t>
-      </w:r>
-      <w:r>
-        <w:t>と，粒子の全滅回数を見た．全滅とは，すべての粒子の重みが</w:t>
-      </w:r>
-      <w:r>
-        <w:t>0</w:t>
-      </w:r>
-      <w:r>
-        <w:t>になることである．</w:t>
+        <w:t xml:space="preserve">・時刻と対応した正解位置がないためRMSEは求められず，推定と申告の終点の距離（終点誤差）と，全粒子の重みが0になる全滅の回数で比べた．</w:t>
       </w:r>
     </w:p>
     <w:p>
@@ -2128,8 +1505,8 @@
           <w:rFonts w:eastAsia="MS ゴシック"/>
           <w:b/>
           <w:bCs/>
-          <w:sz w:val="20"/>
-          <w:szCs w:val="20"/>
+          <w:sz w:val="21"/>
+          <w:szCs w:val="21"/>
         </w:rPr>
         <w:t>3</w:t>
       </w:r>
@@ -2138,8 +1515,8 @@
           <w:rFonts w:eastAsia="MS ゴシック"/>
           <w:b/>
           <w:bCs/>
-          <w:sz w:val="20"/>
-          <w:szCs w:val="20"/>
+          <w:sz w:val="21"/>
+          <w:szCs w:val="21"/>
         </w:rPr>
         <w:t>.</w:t>
       </w:r>
@@ -2148,8 +1525,8 @@
           <w:rFonts w:eastAsia="MS ゴシック"/>
           <w:b/>
           <w:bCs/>
-          <w:sz w:val="20"/>
-          <w:szCs w:val="20"/>
+          <w:sz w:val="21"/>
+          <w:szCs w:val="21"/>
         </w:rPr>
         <w:t>2</w:t>
       </w:r>
@@ -2158,18 +1535,18 @@
           <w:rFonts w:eastAsia="MS ゴシック"/>
           <w:b/>
           <w:bCs/>
-          <w:sz w:val="20"/>
-          <w:szCs w:val="20"/>
-        </w:rPr>
-        <w:t xml:space="preserve">　</w:t>
-      </w:r>
-      <w:r>
-        <w:rPr>
-          <w:rFonts w:eastAsia="MS ゴシック"/>
-          <w:b/>
-          <w:bCs/>
-          <w:sz w:val="20"/>
-          <w:szCs w:val="20"/>
+          <w:sz w:val="21"/>
+          <w:szCs w:val="21"/>
+        </w:rPr>
+        <w:t xml:space="preserve"> </w:t>
+      </w:r>
+      <w:r>
+        <w:rPr>
+          <w:rFonts w:eastAsia="MS ゴシック"/>
+          <w:b/>
+          <w:bCs/>
+          <w:sz w:val="21"/>
+          <w:szCs w:val="21"/>
         </w:rPr>
         <w:t>PDR</w:t>
       </w:r>
@@ -2178,8 +1555,8 @@
           <w:rFonts w:eastAsia="MS ゴシック"/>
           <w:b/>
           <w:bCs/>
-          <w:sz w:val="20"/>
-          <w:szCs w:val="20"/>
+          <w:sz w:val="21"/>
+          <w:szCs w:val="21"/>
         </w:rPr>
         <w:t>の是正</w:t>
       </w:r>
@@ -2187,62 +1564,11 @@
     <w:p>
       <w:pPr>
         <w:spacing w:line="280" w:lineRule="exact"/>
-        <w:ind w:firstLine="190"/>
+        <w:ind w:firstLine="180"/>
         <w:jc w:val="both"/>
       </w:pPr>
       <w:r>
-        <w:t>PDR</w:t>
-      </w:r>
-      <w:r>
-        <w:t>に，ステップの過検出と歩幅の過小推定が同時に起きており，両者が打ち消し合っていた．</w:t>
-      </w:r>
-      <w:r>
-        <w:t>2</w:t>
-      </w:r>
-      <w:r>
-        <w:t>.</w:t>
-      </w:r>
-      <w:r>
-        <w:t>2</w:t>
-      </w:r>
-      <w:r>
-        <w:t>節の</w:t>
-      </w:r>
-      <w:r>
-        <w:t>2</w:t>
-      </w:r>
-      <w:r>
-        <w:t>点を直した結果，検出歩数の誤差は</w:t>
-      </w:r>
-      <w:r>
-        <w:t>±5%</w:t>
-      </w:r>
-      <w:r>
-        <w:t>以内になり，粒子の全滅回数</w:t>
-      </w:r>
-      <w:r>
-        <w:t>(3</w:t>
-      </w:r>
-      <w:r>
-        <w:t>本の平均</w:t>
-      </w:r>
-      <w:r>
-        <w:t>)</w:t>
-      </w:r>
-      <w:r>
-        <w:t>は</w:t>
-      </w:r>
-      <w:r>
-        <w:t>15.6</w:t>
-      </w:r>
-      <w:r>
-        <w:t>回から約</w:t>
-      </w:r>
-      <w:r>
-        <w:t>2.4</w:t>
-      </w:r>
-      <w:r>
-        <w:t>回に減った．</w:t>
+        <w:t xml:space="preserve">打ち消し合っていたステップの過検出と歩幅の過小推定を2.1節のとおり直し，検出歩数の誤差を±5%以内にし，全滅回数（3本平均）を15.6回から約2.4回に減らした．</w:t>
       </w:r>
     </w:p>
     <w:p>
@@ -2255,8 +1581,8 @@
           <w:rFonts w:eastAsia="MS ゴシック"/>
           <w:b/>
           <w:bCs/>
-          <w:sz w:val="20"/>
-          <w:szCs w:val="20"/>
+          <w:sz w:val="21"/>
+          <w:szCs w:val="21"/>
         </w:rPr>
         <w:t>3</w:t>
       </w:r>
@@ -2265,8 +1591,8 @@
           <w:rFonts w:eastAsia="MS ゴシック"/>
           <w:b/>
           <w:bCs/>
-          <w:sz w:val="20"/>
-          <w:szCs w:val="20"/>
+          <w:sz w:val="21"/>
+          <w:szCs w:val="21"/>
         </w:rPr>
         <w:t>.</w:t>
       </w:r>
@@ -2275,8 +1601,8 @@
           <w:rFonts w:eastAsia="MS ゴシック"/>
           <w:b/>
           <w:bCs/>
-          <w:sz w:val="20"/>
-          <w:szCs w:val="20"/>
+          <w:sz w:val="21"/>
+          <w:szCs w:val="21"/>
         </w:rPr>
         <w:t>3</w:t>
       </w:r>
@@ -2285,18 +1611,18 @@
           <w:rFonts w:eastAsia="MS ゴシック"/>
           <w:b/>
           <w:bCs/>
-          <w:sz w:val="20"/>
-          <w:szCs w:val="20"/>
-        </w:rPr>
-        <w:t xml:space="preserve">　</w:t>
-      </w:r>
-      <w:r>
-        <w:rPr>
-          <w:rFonts w:eastAsia="MS ゴシック"/>
-          <w:b/>
-          <w:bCs/>
-          <w:sz w:val="20"/>
-          <w:szCs w:val="20"/>
+          <w:sz w:val="21"/>
+          <w:szCs w:val="21"/>
+        </w:rPr>
+        <w:t xml:space="preserve"> </w:t>
+      </w:r>
+      <w:r>
+        <w:rPr>
+          <w:rFonts w:eastAsia="MS ゴシック"/>
+          <w:b/>
+          <w:bCs/>
+          <w:sz w:val="21"/>
+          <w:szCs w:val="21"/>
         </w:rPr>
         <w:t>4</w:t>
       </w:r>
@@ -2305,8 +1631,8 @@
           <w:rFonts w:eastAsia="MS ゴシック"/>
           <w:b/>
           <w:bCs/>
-          <w:sz w:val="20"/>
-          <w:szCs w:val="20"/>
+          <w:sz w:val="21"/>
+          <w:szCs w:val="21"/>
         </w:rPr>
         <w:t>方式の比較</w:t>
       </w:r>
@@ -2314,101 +1640,11 @@
     <w:p>
       <w:pPr>
         <w:spacing w:line="280" w:lineRule="exact"/>
-        <w:ind w:firstLine="190"/>
+        <w:ind w:firstLine="180"/>
         <w:jc w:val="both"/>
       </w:pPr>
       <w:r>
-        <w:t>推定軌跡を図</w:t>
-      </w:r>
-      <w:r>
-        <w:t>3</w:t>
-      </w:r>
-      <w:r>
-        <w:t>に，数値を表</w:t>
-      </w:r>
-      <w:r>
-        <w:t>1</w:t>
-      </w:r>
-      <w:r>
-        <w:t>に示す．提案方式</w:t>
-      </w:r>
-      <w:r>
-        <w:t>E</w:t>
-      </w:r>
-      <w:r>
-        <w:t>は，</w:t>
-      </w:r>
-      <w:r>
-        <w:t>2</w:t>
-      </w:r>
-      <w:r>
-        <w:t>本とも経路帯に沿った軌跡となり，終点誤差が最も小さかった．</w:t>
-      </w:r>
-      <w:r>
-        <w:t>1442</w:t>
-      </w:r>
-      <w:r>
-        <w:t>では，方式</w:t>
-      </w:r>
-      <w:r>
-        <w:t>A</w:t>
-      </w:r>
-      <w:r>
-        <w:t>・</w:t>
-      </w:r>
-      <w:r>
-        <w:t>B</w:t>
-      </w:r>
-      <w:r>
-        <w:t>・</w:t>
-      </w:r>
-      <w:r>
-        <w:t>C</w:t>
-      </w:r>
-      <w:r>
-        <w:t>の軌跡が途中で経路から外れたが，方式</w:t>
-      </w:r>
-      <w:r>
-        <w:t>E</w:t>
-      </w:r>
-      <w:r>
-        <w:t>は通路に沿って進んだ．ただし，</w:t>
-      </w:r>
-      <w:r>
-        <w:t>E</w:t>
-      </w:r>
-      <w:r>
-        <w:t>と</w:t>
-      </w:r>
-      <w:r>
-        <w:t>C</w:t>
-      </w:r>
-      <w:r>
-        <w:t>の差は</w:t>
-      </w:r>
-      <w:r>
-        <w:t>1441</w:t>
-      </w:r>
-      <w:r>
-        <w:t>で</w:t>
-      </w:r>
-      <w:r>
-        <w:t>1.4m</w:t>
-      </w:r>
-      <w:r>
-        <w:t>，</w:t>
-      </w:r>
-      <w:r>
-        <w:t>1442</w:t>
-      </w:r>
-      <w:r>
-        <w:t>で</w:t>
-      </w:r>
-      <w:r>
-        <w:t>0.7m</w:t>
-      </w:r>
-      <w:r>
-        <w:t>と小さい．</w:t>
+        <w:t xml:space="preserve">推定軌跡を図3に，数値を表1に示す．提案方式Eは2本とも経路帯に沿った軌跡となり，終点誤差が最も小さかった．1442ではA・B・Cの軌跡が途中で経路から外れたが，Eは通路に沿って進んだ．ただし，EとCの差は1441で1.4m，1442で0.7mと小さい．</w:t>
       </w:r>
     </w:p>
     <w:p>
@@ -2419,1034 +1655,496 @@
       </w:pPr>
       <w:r>
         <w:rPr>
-          <w:sz w:val="17"/>
-          <w:szCs w:val="17"/>
+          <w:sz w:val="16"/>
+          <w:szCs w:val="16"/>
         </w:rPr>
         <w:t>表</w:t>
       </w:r>
       <w:r>
         <w:rPr>
-          <w:sz w:val="17"/>
-          <w:szCs w:val="17"/>
+          <w:sz w:val="16"/>
+          <w:szCs w:val="16"/>
         </w:rPr>
         <w:t>1</w:t>
       </w:r>
       <w:r>
         <w:rPr>
-          <w:sz w:val="17"/>
-          <w:szCs w:val="17"/>
+          <w:sz w:val="16"/>
+          <w:szCs w:val="16"/>
         </w:rPr>
         <w:t xml:space="preserve">　終点誤差と全滅回数</w:t>
       </w:r>
       <w:r>
         <w:rPr>
-          <w:sz w:val="17"/>
-          <w:szCs w:val="17"/>
-        </w:rPr>
-        <w:t>(6</w:t>
-      </w:r>
-      <w:r>
-        <w:rPr>
-          <w:sz w:val="17"/>
-          <w:szCs w:val="17"/>
+          <w:sz w:val="16"/>
+          <w:szCs w:val="16"/>
+        </w:rPr>
+        <w:t>（6</w:t>
+      </w:r>
+      <w:r>
+        <w:rPr>
+          <w:sz w:val="16"/>
+          <w:szCs w:val="16"/>
         </w:rPr>
         <w:t>シードの平均</w:t>
       </w:r>
       <w:r>
         <w:rPr>
-          <w:sz w:val="17"/>
-          <w:szCs w:val="17"/>
+          <w:sz w:val="16"/>
+          <w:szCs w:val="16"/>
         </w:rPr>
         <w:t>±</w:t>
       </w:r>
       <w:r>
         <w:rPr>
-          <w:sz w:val="17"/>
-          <w:szCs w:val="17"/>
+          <w:sz w:val="16"/>
+          <w:szCs w:val="16"/>
         </w:rPr>
         <w:t>標準偏差</w:t>
       </w:r>
       <w:r>
         <w:rPr>
-          <w:sz w:val="17"/>
-          <w:szCs w:val="17"/>
-        </w:rPr>
-        <w:t>)</w:t>
+          <w:sz w:val="16"/>
+          <w:szCs w:val="16"/>
+        </w:rPr>
+        <w:t>）</w:t>
       </w:r>
     </w:p>
     <w:tbl>
       <w:tblPr>
-        <w:tblW w:w="4734" w:type="dxa"/>
+        <w:tblW w:w="4590" w:type="dxa"/>
         <w:jc w:val="center"/>
-        <w:tblBorders>
-          <w:top w:val="single" w:sz="4" w:space="0" w:color="auto"/>
-          <w:left w:val="single" w:sz="4" w:space="0" w:color="auto"/>
-          <w:bottom w:val="single" w:sz="4" w:space="0" w:color="auto"/>
-          <w:right w:val="single" w:sz="4" w:space="0" w:color="auto"/>
-          <w:insideH w:val="single" w:sz="4" w:space="0" w:color="auto"/>
-          <w:insideV w:val="single" w:sz="4" w:space="0" w:color="auto"/>
-        </w:tblBorders>
+        <w:tblLayout w:type="fixed"/>
         <w:tblCellMar>
-          <w:left w:w="10" w:type="dxa"/>
-          <w:right w:w="10" w:type="dxa"/>
+          <w:left w:w="40" w:type="dxa"/>
+          <w:right w:w="40" w:type="dxa"/>
         </w:tblCellMar>
-        <w:tblLook w:val="0000" w:firstRow="0" w:lastRow="0" w:firstColumn="0" w:lastColumn="0" w:noHBand="0" w:noVBand="0"/>
       </w:tblPr>
       <w:tblGrid>
-        <w:gridCol w:w="1534"/>
-        <w:gridCol w:w="800"/>
-        <w:gridCol w:w="800"/>
-        <w:gridCol w:w="800"/>
-        <w:gridCol w:w="800"/>
+        <w:gridCol w:w="1640"/>
+        <w:gridCol w:w="1000"/>
+        <w:gridCol w:w="1000"/>
+        <w:gridCol w:w="950"/>
       </w:tblGrid>
       <w:tr>
-        <w:tblPrEx>
-          <w:tblCellMar>
-            <w:top w:w="0" w:type="dxa"/>
-            <w:bottom w:w="0" w:type="dxa"/>
-          </w:tblCellMar>
-        </w:tblPrEx>
         <w:trPr>
           <w:cantSplit/>
           <w:jc w:val="center"/>
         </w:trPr>
         <w:tc>
           <w:tcPr>
-            <w:tcW w:w="1534" w:type="dxa"/>
+            <w:tcW w:w="1640" w:type="dxa"/>
             <w:tcBorders>
-              <w:top w:val="single" w:sz="4" w:space="0" w:color="000000"/>
-              <w:left w:val="none" w:sz="0" w:space="0" w:color="FFFFFF"/>
-              <w:bottom w:val="single" w:sz="4" w:space="0" w:color="000000"/>
-              <w:right w:val="none" w:sz="0" w:space="0" w:color="FFFFFF"/>
+              <w:top w:val="single" w:sz="6" w:space="0" w:color="000000"/>
+              <w:bottom w:val="single" w:sz="6" w:space="0" w:color="000000"/>
             </w:tcBorders>
-            <w:tcMar>
-              <w:top w:w="15" w:type="dxa"/>
-              <w:left w:w="30" w:type="dxa"/>
-              <w:bottom w:w="15" w:type="dxa"/>
-              <w:right w:w="30" w:type="dxa"/>
-            </w:tcMar>
+            <w:vAlign w:val="center"/>
           </w:tcPr>
           <w:p>
             <w:pPr>
               <w:keepNext/>
+              <w:spacing w:line="240" w:lineRule="exact"/>
             </w:pPr>
             <w:r>
-              <w:rPr>
-                <w:sz w:val="15"/>
-                <w:szCs w:val="15"/>
-              </w:rPr>
-              <w:t>方式</w:t>
+              <w:t xml:space="preserve">方式</w:t>
             </w:r>
           </w:p>
         </w:tc>
         <w:tc>
           <w:tcPr>
-            <w:tcW w:w="800" w:type="dxa"/>
+            <w:tcW w:w="1000" w:type="dxa"/>
             <w:tcBorders>
-              <w:top w:val="single" w:sz="4" w:space="0" w:color="000000"/>
-              <w:left w:val="none" w:sz="0" w:space="0" w:color="FFFFFF"/>
-              <w:bottom w:val="single" w:sz="4" w:space="0" w:color="000000"/>
-              <w:right w:val="none" w:sz="0" w:space="0" w:color="FFFFFF"/>
+              <w:top w:val="single" w:sz="6" w:space="0" w:color="000000"/>
+              <w:bottom w:val="single" w:sz="6" w:space="0" w:color="000000"/>
             </w:tcBorders>
-            <w:tcMar>
-              <w:top w:w="15" w:type="dxa"/>
-              <w:left w:w="30" w:type="dxa"/>
-              <w:bottom w:w="15" w:type="dxa"/>
-              <w:right w:w="30" w:type="dxa"/>
-            </w:tcMar>
+            <w:vAlign w:val="center"/>
           </w:tcPr>
           <w:p>
             <w:pPr>
               <w:keepNext/>
+              <w:spacing w:line="240" w:lineRule="exact"/>
               <w:jc w:val="center"/>
             </w:pPr>
             <w:r>
-              <w:rPr>
-                <w:sz w:val="15"/>
-                <w:szCs w:val="15"/>
-              </w:rPr>
-              <w:t>1441</w:t>
+              <w:t xml:space="preserve">1441</w:t>
             </w:r>
           </w:p>
           <w:p>
             <w:pPr>
               <w:keepNext/>
+              <w:spacing w:line="240" w:lineRule="exact"/>
               <w:jc w:val="center"/>
             </w:pPr>
             <w:r>
-              <w:rPr>
-                <w:sz w:val="15"/>
-                <w:szCs w:val="15"/>
-              </w:rPr>
-              <w:t>終点誤差</w:t>
-            </w:r>
-            <w:r>
-              <w:rPr>
-                <w:sz w:val="15"/>
-                <w:szCs w:val="15"/>
-              </w:rPr>
-              <w:t>[m]</w:t>
+              <w:t xml:space="preserve">誤差[m]</w:t>
             </w:r>
           </w:p>
         </w:tc>
         <w:tc>
           <w:tcPr>
-            <w:tcW w:w="800" w:type="dxa"/>
+            <w:tcW w:w="1000" w:type="dxa"/>
             <w:tcBorders>
-              <w:top w:val="single" w:sz="4" w:space="0" w:color="000000"/>
-              <w:left w:val="none" w:sz="0" w:space="0" w:color="FFFFFF"/>
-              <w:bottom w:val="single" w:sz="4" w:space="0" w:color="000000"/>
-              <w:right w:val="none" w:sz="0" w:space="0" w:color="FFFFFF"/>
+              <w:top w:val="single" w:sz="6" w:space="0" w:color="000000"/>
+              <w:bottom w:val="single" w:sz="6" w:space="0" w:color="000000"/>
             </w:tcBorders>
-            <w:tcMar>
-              <w:top w:w="15" w:type="dxa"/>
-              <w:left w:w="30" w:type="dxa"/>
-              <w:bottom w:w="15" w:type="dxa"/>
-              <w:right w:w="30" w:type="dxa"/>
-            </w:tcMar>
+            <w:vAlign w:val="center"/>
           </w:tcPr>
           <w:p>
             <w:pPr>
               <w:keepNext/>
+              <w:spacing w:line="240" w:lineRule="exact"/>
               <w:jc w:val="center"/>
             </w:pPr>
             <w:r>
-              <w:rPr>
-                <w:sz w:val="15"/>
-                <w:szCs w:val="15"/>
-              </w:rPr>
-              <w:t>1441</w:t>
+              <w:t xml:space="preserve">1442</w:t>
             </w:r>
           </w:p>
           <w:p>
             <w:pPr>
               <w:keepNext/>
+              <w:spacing w:line="240" w:lineRule="exact"/>
               <w:jc w:val="center"/>
             </w:pPr>
             <w:r>
-              <w:rPr>
-                <w:sz w:val="15"/>
-                <w:szCs w:val="15"/>
-              </w:rPr>
-              <w:t>全滅</w:t>
-            </w:r>
-            <w:r>
-              <w:rPr>
-                <w:sz w:val="15"/>
-                <w:szCs w:val="15"/>
-              </w:rPr>
-              <w:t>[</w:t>
-            </w:r>
-            <w:r>
-              <w:rPr>
-                <w:sz w:val="15"/>
-                <w:szCs w:val="15"/>
-              </w:rPr>
-              <w:t>回</w:t>
-            </w:r>
-            <w:r>
-              <w:rPr>
-                <w:sz w:val="15"/>
-                <w:szCs w:val="15"/>
-              </w:rPr>
-              <w:t>]</w:t>
+              <w:t xml:space="preserve">誤差[m]</w:t>
             </w:r>
           </w:p>
         </w:tc>
         <w:tc>
           <w:tcPr>
-            <w:tcW w:w="800" w:type="dxa"/>
+            <w:tcW w:w="950" w:type="dxa"/>
             <w:tcBorders>
-              <w:top w:val="single" w:sz="4" w:space="0" w:color="000000"/>
-              <w:left w:val="none" w:sz="0" w:space="0" w:color="FFFFFF"/>
-              <w:bottom w:val="single" w:sz="4" w:space="0" w:color="000000"/>
-              <w:right w:val="none" w:sz="0" w:space="0" w:color="FFFFFF"/>
+              <w:top w:val="single" w:sz="6" w:space="0" w:color="000000"/>
+              <w:bottom w:val="single" w:sz="6" w:space="0" w:color="000000"/>
             </w:tcBorders>
-            <w:tcMar>
-              <w:top w:w="15" w:type="dxa"/>
-              <w:left w:w="30" w:type="dxa"/>
-              <w:bottom w:w="15" w:type="dxa"/>
-              <w:right w:w="30" w:type="dxa"/>
-            </w:tcMar>
+            <w:vAlign w:val="center"/>
           </w:tcPr>
           <w:p>
             <w:pPr>
               <w:keepNext/>
+              <w:spacing w:line="240" w:lineRule="exact"/>
               <w:jc w:val="center"/>
             </w:pPr>
             <w:r>
-              <w:rPr>
-                <w:sz w:val="15"/>
-                <w:szCs w:val="15"/>
-              </w:rPr>
-              <w:t>1442</w:t>
+              <w:t xml:space="preserve">1442</w:t>
             </w:r>
           </w:p>
           <w:p>
             <w:pPr>
               <w:keepNext/>
+              <w:spacing w:line="240" w:lineRule="exact"/>
               <w:jc w:val="center"/>
             </w:pPr>
             <w:r>
-              <w:rPr>
-                <w:sz w:val="15"/>
-                <w:szCs w:val="15"/>
-              </w:rPr>
-              <w:t>終点誤差</w:t>
-            </w:r>
-            <w:r>
-              <w:rPr>
-                <w:sz w:val="15"/>
-                <w:szCs w:val="15"/>
-              </w:rPr>
-              <w:t>[m]</w:t>
-            </w:r>
-          </w:p>
-        </w:tc>
-        <w:tc>
-          <w:tcPr>
-            <w:tcW w:w="800" w:type="dxa"/>
-            <w:tcBorders>
-              <w:top w:val="single" w:sz="4" w:space="0" w:color="000000"/>
-              <w:left w:val="none" w:sz="0" w:space="0" w:color="FFFFFF"/>
-              <w:bottom w:val="single" w:sz="4" w:space="0" w:color="000000"/>
-              <w:right w:val="none" w:sz="0" w:space="0" w:color="FFFFFF"/>
-            </w:tcBorders>
-            <w:tcMar>
-              <w:top w:w="15" w:type="dxa"/>
-              <w:left w:w="30" w:type="dxa"/>
-              <w:bottom w:w="15" w:type="dxa"/>
-              <w:right w:w="30" w:type="dxa"/>
-            </w:tcMar>
-          </w:tcPr>
-          <w:p>
-            <w:pPr>
-              <w:keepNext/>
-              <w:jc w:val="center"/>
-            </w:pPr>
-            <w:r>
-              <w:rPr>
-                <w:sz w:val="15"/>
-                <w:szCs w:val="15"/>
-              </w:rPr>
-              <w:t>1442</w:t>
-            </w:r>
-          </w:p>
-          <w:p>
-            <w:pPr>
-              <w:keepNext/>
-              <w:jc w:val="center"/>
-            </w:pPr>
-            <w:r>
-              <w:rPr>
-                <w:sz w:val="15"/>
-                <w:szCs w:val="15"/>
-              </w:rPr>
-              <w:t>全滅</w:t>
-            </w:r>
-            <w:r>
-              <w:rPr>
-                <w:sz w:val="15"/>
-                <w:szCs w:val="15"/>
-              </w:rPr>
-              <w:t>[</w:t>
-            </w:r>
-            <w:r>
-              <w:rPr>
-                <w:sz w:val="15"/>
-                <w:szCs w:val="15"/>
-              </w:rPr>
-              <w:t>回</w:t>
-            </w:r>
-            <w:r>
-              <w:rPr>
-                <w:sz w:val="15"/>
-                <w:szCs w:val="15"/>
-              </w:rPr>
-              <w:t>]</w:t>
+              <w:t xml:space="preserve">全滅[回]</w:t>
             </w:r>
           </w:p>
         </w:tc>
       </w:tr>
       <w:tr>
-        <w:tblPrEx>
-          <w:tblCellMar>
-            <w:top w:w="0" w:type="dxa"/>
-            <w:bottom w:w="0" w:type="dxa"/>
-          </w:tblCellMar>
-        </w:tblPrEx>
         <w:trPr>
           <w:cantSplit/>
           <w:jc w:val="center"/>
         </w:trPr>
         <w:tc>
           <w:tcPr>
-            <w:tcW w:w="1534" w:type="dxa"/>
+            <w:tcW w:w="1640" w:type="dxa"/>
             <w:tcBorders>
-              <w:top w:val="none" w:sz="0" w:space="0" w:color="FFFFFF"/>
-              <w:left w:val="none" w:sz="0" w:space="0" w:color="FFFFFF"/>
-              <w:bottom w:val="none" w:sz="0" w:space="0" w:color="FFFFFF"/>
-              <w:right w:val="none" w:sz="0" w:space="0" w:color="FFFFFF"/>
+              <w:top w:val="single" w:sz="6" w:space="0" w:color="000000"/>
             </w:tcBorders>
-            <w:tcMar>
-              <w:top w:w="15" w:type="dxa"/>
-              <w:left w:w="30" w:type="dxa"/>
-              <w:bottom w:w="15" w:type="dxa"/>
-              <w:right w:w="30" w:type="dxa"/>
-            </w:tcMar>
+            <w:vAlign w:val="center"/>
           </w:tcPr>
           <w:p>
             <w:pPr>
               <w:keepNext/>
+              <w:spacing w:line="240" w:lineRule="exact"/>
             </w:pPr>
             <w:r>
-              <w:rPr>
-                <w:sz w:val="15"/>
-                <w:szCs w:val="15"/>
-              </w:rPr>
-              <w:t>A PDR</w:t>
-            </w:r>
-            <w:r>
-              <w:rPr>
-                <w:sz w:val="15"/>
-                <w:szCs w:val="15"/>
-              </w:rPr>
-              <w:t>のみ</w:t>
+              <w:t xml:space="preserve">A PDRのみ</w:t>
             </w:r>
           </w:p>
         </w:tc>
         <w:tc>
           <w:tcPr>
-            <w:tcW w:w="800" w:type="dxa"/>
+            <w:tcW w:w="1000" w:type="dxa"/>
             <w:tcBorders>
-              <w:top w:val="none" w:sz="0" w:space="0" w:color="FFFFFF"/>
-              <w:left w:val="none" w:sz="0" w:space="0" w:color="FFFFFF"/>
-              <w:bottom w:val="none" w:sz="0" w:space="0" w:color="FFFFFF"/>
-              <w:right w:val="none" w:sz="0" w:space="0" w:color="FFFFFF"/>
+              <w:top w:val="single" w:sz="6" w:space="0" w:color="000000"/>
             </w:tcBorders>
-            <w:tcMar>
-              <w:top w:w="15" w:type="dxa"/>
-              <w:left w:w="30" w:type="dxa"/>
-              <w:bottom w:w="15" w:type="dxa"/>
-              <w:right w:w="30" w:type="dxa"/>
-            </w:tcMar>
+            <w:vAlign w:val="center"/>
           </w:tcPr>
           <w:p>
             <w:pPr>
               <w:keepNext/>
+              <w:spacing w:line="240" w:lineRule="exact"/>
               <w:jc w:val="center"/>
             </w:pPr>
             <w:r>
-              <w:rPr>
-                <w:sz w:val="15"/>
-                <w:szCs w:val="15"/>
-              </w:rPr>
-              <w:t>18.46</w:t>
+              <w:t xml:space="preserve">18.46</w:t>
             </w:r>
           </w:p>
         </w:tc>
         <w:tc>
           <w:tcPr>
-            <w:tcW w:w="800" w:type="dxa"/>
+            <w:tcW w:w="1000" w:type="dxa"/>
             <w:tcBorders>
-              <w:top w:val="none" w:sz="0" w:space="0" w:color="FFFFFF"/>
-              <w:left w:val="none" w:sz="0" w:space="0" w:color="FFFFFF"/>
-              <w:bottom w:val="none" w:sz="0" w:space="0" w:color="FFFFFF"/>
-              <w:right w:val="none" w:sz="0" w:space="0" w:color="FFFFFF"/>
+              <w:top w:val="single" w:sz="6" w:space="0" w:color="000000"/>
             </w:tcBorders>
-            <w:tcMar>
-              <w:top w:w="15" w:type="dxa"/>
-              <w:left w:w="30" w:type="dxa"/>
-              <w:bottom w:w="15" w:type="dxa"/>
-              <w:right w:w="30" w:type="dxa"/>
-            </w:tcMar>
+            <w:vAlign w:val="center"/>
           </w:tcPr>
           <w:p>
             <w:pPr>
               <w:keepNext/>
+              <w:spacing w:line="240" w:lineRule="exact"/>
               <w:jc w:val="center"/>
             </w:pPr>
             <w:r>
-              <w:rPr>
-                <w:sz w:val="15"/>
-                <w:szCs w:val="15"/>
-              </w:rPr>
-              <w:t>－</w:t>
+              <w:t xml:space="preserve">13.32</w:t>
             </w:r>
           </w:p>
         </w:tc>
         <w:tc>
           <w:tcPr>
-            <w:tcW w:w="800" w:type="dxa"/>
+            <w:tcW w:w="950" w:type="dxa"/>
             <w:tcBorders>
-              <w:top w:val="none" w:sz="0" w:space="0" w:color="FFFFFF"/>
-              <w:left w:val="none" w:sz="0" w:space="0" w:color="FFFFFF"/>
-              <w:bottom w:val="none" w:sz="0" w:space="0" w:color="FFFFFF"/>
-              <w:right w:val="none" w:sz="0" w:space="0" w:color="FFFFFF"/>
+              <w:top w:val="single" w:sz="6" w:space="0" w:color="000000"/>
             </w:tcBorders>
-            <w:tcMar>
-              <w:top w:w="15" w:type="dxa"/>
-              <w:left w:w="30" w:type="dxa"/>
-              <w:bottom w:w="15" w:type="dxa"/>
-              <w:right w:w="30" w:type="dxa"/>
-            </w:tcMar>
+            <w:vAlign w:val="center"/>
           </w:tcPr>
           <w:p>
             <w:pPr>
               <w:keepNext/>
+              <w:spacing w:line="240" w:lineRule="exact"/>
               <w:jc w:val="center"/>
             </w:pPr>
             <w:r>
-              <w:rPr>
-                <w:sz w:val="15"/>
-                <w:szCs w:val="15"/>
-              </w:rPr>
-              <w:t>13.32</w:t>
-            </w:r>
-          </w:p>
-        </w:tc>
-        <w:tc>
-          <w:tcPr>
-            <w:tcW w:w="800" w:type="dxa"/>
-            <w:tcBorders>
-              <w:top w:val="none" w:sz="0" w:space="0" w:color="FFFFFF"/>
-              <w:left w:val="none" w:sz="0" w:space="0" w:color="FFFFFF"/>
-              <w:bottom w:val="none" w:sz="0" w:space="0" w:color="FFFFFF"/>
-              <w:right w:val="none" w:sz="0" w:space="0" w:color="FFFFFF"/>
-            </w:tcBorders>
-            <w:tcMar>
-              <w:top w:w="15" w:type="dxa"/>
-              <w:left w:w="30" w:type="dxa"/>
-              <w:bottom w:w="15" w:type="dxa"/>
-              <w:right w:w="30" w:type="dxa"/>
-            </w:tcMar>
-          </w:tcPr>
-          <w:p>
-            <w:pPr>
-              <w:keepNext/>
-              <w:jc w:val="center"/>
-            </w:pPr>
-            <w:r>
-              <w:rPr>
-                <w:sz w:val="15"/>
-                <w:szCs w:val="15"/>
-              </w:rPr>
-              <w:t>－</w:t>
+              <w:t xml:space="preserve">－</w:t>
             </w:r>
           </w:p>
         </w:tc>
       </w:tr>
       <w:tr>
-        <w:tblPrEx>
-          <w:tblCellMar>
-            <w:top w:w="0" w:type="dxa"/>
-            <w:bottom w:w="0" w:type="dxa"/>
-          </w:tblCellMar>
-        </w:tblPrEx>
         <w:trPr>
           <w:cantSplit/>
           <w:jc w:val="center"/>
         </w:trPr>
         <w:tc>
           <w:tcPr>
-            <w:tcW w:w="1534" w:type="dxa"/>
-            <w:tcBorders>
-              <w:top w:val="none" w:sz="0" w:space="0" w:color="FFFFFF"/>
-              <w:left w:val="none" w:sz="0" w:space="0" w:color="FFFFFF"/>
-              <w:bottom w:val="none" w:sz="0" w:space="0" w:color="FFFFFF"/>
-              <w:right w:val="none" w:sz="0" w:space="0" w:color="FFFFFF"/>
-            </w:tcBorders>
-            <w:tcMar>
-              <w:top w:w="15" w:type="dxa"/>
-              <w:left w:w="30" w:type="dxa"/>
-              <w:bottom w:w="15" w:type="dxa"/>
-              <w:right w:w="30" w:type="dxa"/>
-            </w:tcMar>
+            <w:tcW w:w="1640" w:type="dxa"/>
+            <w:tcBorders/>
+            <w:vAlign w:val="center"/>
           </w:tcPr>
           <w:p>
             <w:pPr>
               <w:keepNext/>
+              <w:spacing w:line="240" w:lineRule="exact"/>
             </w:pPr>
             <w:r>
-              <w:rPr>
-                <w:sz w:val="15"/>
-                <w:szCs w:val="15"/>
-              </w:rPr>
-              <w:t xml:space="preserve">B </w:t>
-            </w:r>
-            <w:r>
-              <w:rPr>
-                <w:sz w:val="15"/>
-                <w:szCs w:val="15"/>
-              </w:rPr>
-              <w:t>固定粒子数</w:t>
-            </w:r>
-            <w:r>
-              <w:rPr>
-                <w:sz w:val="15"/>
-                <w:szCs w:val="15"/>
-              </w:rPr>
-              <w:t>PF</w:t>
+              <w:t xml:space="preserve">B 固定粒子数PF</w:t>
             </w:r>
           </w:p>
         </w:tc>
         <w:tc>
           <w:tcPr>
-            <w:tcW w:w="800" w:type="dxa"/>
-            <w:tcBorders>
-              <w:top w:val="none" w:sz="0" w:space="0" w:color="FFFFFF"/>
-              <w:left w:val="none" w:sz="0" w:space="0" w:color="FFFFFF"/>
-              <w:bottom w:val="none" w:sz="0" w:space="0" w:color="FFFFFF"/>
-              <w:right w:val="none" w:sz="0" w:space="0" w:color="FFFFFF"/>
-            </w:tcBorders>
-            <w:tcMar>
-              <w:top w:w="15" w:type="dxa"/>
-              <w:left w:w="30" w:type="dxa"/>
-              <w:bottom w:w="15" w:type="dxa"/>
-              <w:right w:w="30" w:type="dxa"/>
-            </w:tcMar>
+            <w:tcW w:w="1000" w:type="dxa"/>
+            <w:tcBorders/>
+            <w:vAlign w:val="center"/>
           </w:tcPr>
           <w:p>
             <w:pPr>
               <w:keepNext/>
+              <w:spacing w:line="240" w:lineRule="exact"/>
               <w:jc w:val="center"/>
             </w:pPr>
             <w:r>
-              <w:rPr>
-                <w:sz w:val="15"/>
-                <w:szCs w:val="15"/>
-              </w:rPr>
-              <w:t>17.49±1.39</w:t>
+              <w:t xml:space="preserve">17.49±1.39</w:t>
             </w:r>
           </w:p>
         </w:tc>
         <w:tc>
           <w:tcPr>
-            <w:tcW w:w="800" w:type="dxa"/>
-            <w:tcBorders>
-              <w:top w:val="none" w:sz="0" w:space="0" w:color="FFFFFF"/>
-              <w:left w:val="none" w:sz="0" w:space="0" w:color="FFFFFF"/>
-              <w:bottom w:val="none" w:sz="0" w:space="0" w:color="FFFFFF"/>
-              <w:right w:val="none" w:sz="0" w:space="0" w:color="FFFFFF"/>
-            </w:tcBorders>
-            <w:tcMar>
-              <w:top w:w="15" w:type="dxa"/>
-              <w:left w:w="30" w:type="dxa"/>
-              <w:bottom w:w="15" w:type="dxa"/>
-              <w:right w:w="30" w:type="dxa"/>
-            </w:tcMar>
+            <w:tcW w:w="1000" w:type="dxa"/>
+            <w:tcBorders/>
+            <w:vAlign w:val="center"/>
           </w:tcPr>
           <w:p>
             <w:pPr>
               <w:keepNext/>
+              <w:spacing w:line="240" w:lineRule="exact"/>
               <w:jc w:val="center"/>
             </w:pPr>
             <w:r>
-              <w:rPr>
-                <w:sz w:val="15"/>
-                <w:szCs w:val="15"/>
-              </w:rPr>
-              <w:t>0.00</w:t>
+              <w:t xml:space="preserve">19.02±6.84</w:t>
             </w:r>
           </w:p>
         </w:tc>
         <w:tc>
           <w:tcPr>
-            <w:tcW w:w="800" w:type="dxa"/>
-            <w:tcBorders>
-              <w:top w:val="none" w:sz="0" w:space="0" w:color="FFFFFF"/>
-              <w:left w:val="none" w:sz="0" w:space="0" w:color="FFFFFF"/>
-              <w:bottom w:val="none" w:sz="0" w:space="0" w:color="FFFFFF"/>
-              <w:right w:val="none" w:sz="0" w:space="0" w:color="FFFFFF"/>
-            </w:tcBorders>
-            <w:tcMar>
-              <w:top w:w="15" w:type="dxa"/>
-              <w:left w:w="30" w:type="dxa"/>
-              <w:bottom w:w="15" w:type="dxa"/>
-              <w:right w:w="30" w:type="dxa"/>
-            </w:tcMar>
+            <w:tcW w:w="950" w:type="dxa"/>
+            <w:tcBorders/>
+            <w:vAlign w:val="center"/>
           </w:tcPr>
           <w:p>
             <w:pPr>
               <w:keepNext/>
+              <w:spacing w:line="240" w:lineRule="exact"/>
               <w:jc w:val="center"/>
             </w:pPr>
             <w:r>
-              <w:rPr>
-                <w:sz w:val="15"/>
-                <w:szCs w:val="15"/>
-              </w:rPr>
-              <w:t>19.02±6.84</w:t>
-            </w:r>
-          </w:p>
-        </w:tc>
-        <w:tc>
-          <w:tcPr>
-            <w:tcW w:w="800" w:type="dxa"/>
-            <w:tcBorders>
-              <w:top w:val="none" w:sz="0" w:space="0" w:color="FFFFFF"/>
-              <w:left w:val="none" w:sz="0" w:space="0" w:color="FFFFFF"/>
-              <w:bottom w:val="none" w:sz="0" w:space="0" w:color="FFFFFF"/>
-              <w:right w:val="none" w:sz="0" w:space="0" w:color="FFFFFF"/>
-            </w:tcBorders>
-            <w:tcMar>
-              <w:top w:w="15" w:type="dxa"/>
-              <w:left w:w="30" w:type="dxa"/>
-              <w:bottom w:w="15" w:type="dxa"/>
-              <w:right w:w="30" w:type="dxa"/>
-            </w:tcMar>
-          </w:tcPr>
-          <w:p>
-            <w:pPr>
-              <w:keepNext/>
-              <w:jc w:val="center"/>
-            </w:pPr>
-            <w:r>
-              <w:rPr>
-                <w:sz w:val="15"/>
-                <w:szCs w:val="15"/>
-              </w:rPr>
-              <w:t>2.67</w:t>
+              <w:t xml:space="preserve">2.67</w:t>
             </w:r>
           </w:p>
         </w:tc>
       </w:tr>
       <w:tr>
-        <w:tblPrEx>
-          <w:tblCellMar>
-            <w:top w:w="0" w:type="dxa"/>
-            <w:bottom w:w="0" w:type="dxa"/>
-          </w:tblCellMar>
-        </w:tblPrEx>
         <w:trPr>
           <w:cantSplit/>
           <w:jc w:val="center"/>
         </w:trPr>
         <w:tc>
           <w:tcPr>
-            <w:tcW w:w="1534" w:type="dxa"/>
-            <w:tcBorders>
-              <w:top w:val="none" w:sz="0" w:space="0" w:color="FFFFFF"/>
-              <w:left w:val="none" w:sz="0" w:space="0" w:color="FFFFFF"/>
-              <w:bottom w:val="none" w:sz="0" w:space="0" w:color="FFFFFF"/>
-              <w:right w:val="none" w:sz="0" w:space="0" w:color="FFFFFF"/>
-            </w:tcBorders>
-            <w:tcMar>
-              <w:top w:w="15" w:type="dxa"/>
-              <w:left w:w="30" w:type="dxa"/>
-              <w:bottom w:w="15" w:type="dxa"/>
-              <w:right w:w="30" w:type="dxa"/>
-            </w:tcMar>
+            <w:tcW w:w="1640" w:type="dxa"/>
+            <w:tcBorders/>
+            <w:vAlign w:val="center"/>
           </w:tcPr>
           <w:p>
             <w:pPr>
               <w:keepNext/>
+              <w:spacing w:line="240" w:lineRule="exact"/>
             </w:pPr>
             <w:r>
-              <w:rPr>
-                <w:sz w:val="15"/>
-                <w:szCs w:val="15"/>
-              </w:rPr>
-              <w:t xml:space="preserve">C </w:t>
-            </w:r>
-            <w:r>
-              <w:rPr>
-                <w:sz w:val="15"/>
-                <w:szCs w:val="15"/>
-              </w:rPr>
-              <w:t>移動様態適応</w:t>
-            </w:r>
-            <w:r>
-              <w:rPr>
-                <w:sz w:val="15"/>
-                <w:szCs w:val="15"/>
-              </w:rPr>
-              <w:t>PF</w:t>
+              <w:t xml:space="preserve">C 移動様態適応PF</w:t>
             </w:r>
           </w:p>
         </w:tc>
         <w:tc>
           <w:tcPr>
-            <w:tcW w:w="800" w:type="dxa"/>
-            <w:tcBorders>
-              <w:top w:val="none" w:sz="0" w:space="0" w:color="FFFFFF"/>
-              <w:left w:val="none" w:sz="0" w:space="0" w:color="FFFFFF"/>
-              <w:bottom w:val="none" w:sz="0" w:space="0" w:color="FFFFFF"/>
-              <w:right w:val="none" w:sz="0" w:space="0" w:color="FFFFFF"/>
-            </w:tcBorders>
-            <w:tcMar>
-              <w:top w:w="15" w:type="dxa"/>
-              <w:left w:w="30" w:type="dxa"/>
-              <w:bottom w:w="15" w:type="dxa"/>
-              <w:right w:w="30" w:type="dxa"/>
-            </w:tcMar>
+            <w:tcW w:w="1000" w:type="dxa"/>
+            <w:tcBorders/>
+            <w:vAlign w:val="center"/>
           </w:tcPr>
           <w:p>
             <w:pPr>
               <w:keepNext/>
+              <w:spacing w:line="240" w:lineRule="exact"/>
               <w:jc w:val="center"/>
             </w:pPr>
             <w:r>
-              <w:rPr>
-                <w:sz w:val="15"/>
-                <w:szCs w:val="15"/>
-              </w:rPr>
-              <w:t>17.16±0.53</w:t>
+              <w:t xml:space="preserve">17.16±0.53</w:t>
             </w:r>
           </w:p>
         </w:tc>
         <w:tc>
           <w:tcPr>
-            <w:tcW w:w="800" w:type="dxa"/>
-            <w:tcBorders>
-              <w:top w:val="none" w:sz="0" w:space="0" w:color="FFFFFF"/>
-              <w:left w:val="none" w:sz="0" w:space="0" w:color="FFFFFF"/>
-              <w:bottom w:val="none" w:sz="0" w:space="0" w:color="FFFFFF"/>
-              <w:right w:val="none" w:sz="0" w:space="0" w:color="FFFFFF"/>
-            </w:tcBorders>
-            <w:tcMar>
-              <w:top w:w="15" w:type="dxa"/>
-              <w:left w:w="30" w:type="dxa"/>
-              <w:bottom w:w="15" w:type="dxa"/>
-              <w:right w:w="30" w:type="dxa"/>
-            </w:tcMar>
+            <w:tcW w:w="1000" w:type="dxa"/>
+            <w:tcBorders/>
+            <w:vAlign w:val="center"/>
           </w:tcPr>
           <w:p>
             <w:pPr>
               <w:keepNext/>
+              <w:spacing w:line="240" w:lineRule="exact"/>
               <w:jc w:val="center"/>
             </w:pPr>
             <w:r>
-              <w:rPr>
-                <w:sz w:val="15"/>
-                <w:szCs w:val="15"/>
-              </w:rPr>
-              <w:t>0.00</w:t>
+              <w:t xml:space="preserve">13.29±1.54</w:t>
             </w:r>
           </w:p>
         </w:tc>
         <w:tc>
           <w:tcPr>
-            <w:tcW w:w="800" w:type="dxa"/>
-            <w:tcBorders>
-              <w:top w:val="none" w:sz="0" w:space="0" w:color="FFFFFF"/>
-              <w:left w:val="none" w:sz="0" w:space="0" w:color="FFFFFF"/>
-              <w:bottom w:val="none" w:sz="0" w:space="0" w:color="FFFFFF"/>
-              <w:right w:val="none" w:sz="0" w:space="0" w:color="FFFFFF"/>
-            </w:tcBorders>
-            <w:tcMar>
-              <w:top w:w="15" w:type="dxa"/>
-              <w:left w:w="30" w:type="dxa"/>
-              <w:bottom w:w="15" w:type="dxa"/>
-              <w:right w:w="30" w:type="dxa"/>
-            </w:tcMar>
+            <w:tcW w:w="950" w:type="dxa"/>
+            <w:tcBorders/>
+            <w:vAlign w:val="center"/>
           </w:tcPr>
           <w:p>
             <w:pPr>
               <w:keepNext/>
+              <w:spacing w:line="240" w:lineRule="exact"/>
               <w:jc w:val="center"/>
             </w:pPr>
             <w:r>
-              <w:rPr>
-                <w:sz w:val="15"/>
-                <w:szCs w:val="15"/>
-              </w:rPr>
-              <w:t>13.29±1.54</w:t>
-            </w:r>
-          </w:p>
-        </w:tc>
-        <w:tc>
-          <w:tcPr>
-            <w:tcW w:w="800" w:type="dxa"/>
-            <w:tcBorders>
-              <w:top w:val="none" w:sz="0" w:space="0" w:color="FFFFFF"/>
-              <w:left w:val="none" w:sz="0" w:space="0" w:color="FFFFFF"/>
-              <w:bottom w:val="none" w:sz="0" w:space="0" w:color="FFFFFF"/>
-              <w:right w:val="none" w:sz="0" w:space="0" w:color="FFFFFF"/>
-            </w:tcBorders>
-            <w:tcMar>
-              <w:top w:w="15" w:type="dxa"/>
-              <w:left w:w="30" w:type="dxa"/>
-              <w:bottom w:w="15" w:type="dxa"/>
-              <w:right w:w="30" w:type="dxa"/>
-            </w:tcMar>
-          </w:tcPr>
-          <w:p>
-            <w:pPr>
-              <w:keepNext/>
-              <w:jc w:val="center"/>
-            </w:pPr>
-            <w:r>
-              <w:rPr>
-                <w:sz w:val="15"/>
-                <w:szCs w:val="15"/>
-              </w:rPr>
-              <w:t>1.50</w:t>
+              <w:t xml:space="preserve">1.50</w:t>
             </w:r>
           </w:p>
         </w:tc>
       </w:tr>
       <w:tr>
-        <w:tblPrEx>
-          <w:tblCellMar>
-            <w:top w:w="0" w:type="dxa"/>
-            <w:bottom w:w="0" w:type="dxa"/>
-          </w:tblCellMar>
-        </w:tblPrEx>
         <w:trPr>
           <w:cantSplit/>
           <w:jc w:val="center"/>
         </w:trPr>
         <w:tc>
           <w:tcPr>
-            <w:tcW w:w="1534" w:type="dxa"/>
+            <w:tcW w:w="1640" w:type="dxa"/>
             <w:tcBorders>
-              <w:top w:val="none" w:sz="0" w:space="0" w:color="FFFFFF"/>
-              <w:left w:val="none" w:sz="0" w:space="0" w:color="FFFFFF"/>
-              <w:bottom w:val="single" w:sz="4" w:space="0" w:color="000000"/>
-              <w:right w:val="none" w:sz="0" w:space="0" w:color="FFFFFF"/>
+              <w:bottom w:val="single" w:sz="6" w:space="0" w:color="000000"/>
             </w:tcBorders>
-            <w:tcMar>
-              <w:top w:w="15" w:type="dxa"/>
-              <w:left w:w="30" w:type="dxa"/>
-              <w:bottom w:w="15" w:type="dxa"/>
-              <w:right w:w="30" w:type="dxa"/>
-            </w:tcMar>
+            <w:vAlign w:val="center"/>
           </w:tcPr>
           <w:p>
+            <w:pPr>
+              <w:keepNext/>
+              <w:spacing w:line="240" w:lineRule="exact"/>
+            </w:pPr>
             <w:r>
-              <w:rPr>
-                <w:sz w:val="15"/>
-                <w:szCs w:val="15"/>
-              </w:rPr>
-              <w:t xml:space="preserve">E </w:t>
-            </w:r>
-            <w:r>
-              <w:rPr>
-                <w:sz w:val="15"/>
-                <w:szCs w:val="15"/>
-              </w:rPr>
-              <w:t>提案方式</w:t>
+              <w:t xml:space="preserve">E 提案方式</w:t>
             </w:r>
           </w:p>
         </w:tc>
         <w:tc>
           <w:tcPr>
-            <w:tcW w:w="800" w:type="dxa"/>
+            <w:tcW w:w="1000" w:type="dxa"/>
             <w:tcBorders>
-              <w:top w:val="none" w:sz="0" w:space="0" w:color="FFFFFF"/>
-              <w:left w:val="none" w:sz="0" w:space="0" w:color="FFFFFF"/>
-              <w:bottom w:val="single" w:sz="4" w:space="0" w:color="000000"/>
-              <w:right w:val="none" w:sz="0" w:space="0" w:color="FFFFFF"/>
+              <w:bottom w:val="single" w:sz="6" w:space="0" w:color="000000"/>
             </w:tcBorders>
-            <w:tcMar>
-              <w:top w:w="15" w:type="dxa"/>
-              <w:left w:w="30" w:type="dxa"/>
-              <w:bottom w:w="15" w:type="dxa"/>
-              <w:right w:w="30" w:type="dxa"/>
-            </w:tcMar>
+            <w:vAlign w:val="center"/>
           </w:tcPr>
           <w:p>
             <w:pPr>
+              <w:keepNext/>
+              <w:spacing w:line="240" w:lineRule="exact"/>
               <w:jc w:val="center"/>
             </w:pPr>
             <w:r>
-              <w:rPr>
-                <w:b/>
-                <w:bCs/>
-                <w:sz w:val="15"/>
-                <w:szCs w:val="15"/>
-              </w:rPr>
-              <w:t>15.75±0.43</w:t>
+              <w:t xml:space="preserve">15.75±0.43</w:t>
             </w:r>
           </w:p>
         </w:tc>
         <w:tc>
           <w:tcPr>
-            <w:tcW w:w="800" w:type="dxa"/>
+            <w:tcW w:w="1000" w:type="dxa"/>
             <w:tcBorders>
-              <w:top w:val="none" w:sz="0" w:space="0" w:color="FFFFFF"/>
-              <w:left w:val="none" w:sz="0" w:space="0" w:color="FFFFFF"/>
-              <w:bottom w:val="single" w:sz="4" w:space="0" w:color="000000"/>
-              <w:right w:val="none" w:sz="0" w:space="0" w:color="FFFFFF"/>
+              <w:bottom w:val="single" w:sz="6" w:space="0" w:color="000000"/>
             </w:tcBorders>
-            <w:tcMar>
-              <w:top w:w="15" w:type="dxa"/>
-              <w:left w:w="30" w:type="dxa"/>
-              <w:bottom w:w="15" w:type="dxa"/>
-              <w:right w:w="30" w:type="dxa"/>
-            </w:tcMar>
+            <w:vAlign w:val="center"/>
           </w:tcPr>
           <w:p>
             <w:pPr>
+              <w:keepNext/>
+              <w:spacing w:line="240" w:lineRule="exact"/>
               <w:jc w:val="center"/>
             </w:pPr>
             <w:r>
-              <w:rPr>
-                <w:sz w:val="15"/>
-                <w:szCs w:val="15"/>
-              </w:rPr>
-              <w:t>0.00</w:t>
+              <w:t xml:space="preserve">12.57±1.21</w:t>
             </w:r>
           </w:p>
         </w:tc>
         <w:tc>
           <w:tcPr>
-            <w:tcW w:w="800" w:type="dxa"/>
+            <w:tcW w:w="950" w:type="dxa"/>
             <w:tcBorders>
-              <w:top w:val="none" w:sz="0" w:space="0" w:color="FFFFFF"/>
-              <w:left w:val="none" w:sz="0" w:space="0" w:color="FFFFFF"/>
-              <w:bottom w:val="single" w:sz="4" w:space="0" w:color="000000"/>
-              <w:right w:val="none" w:sz="0" w:space="0" w:color="FFFFFF"/>
+              <w:bottom w:val="single" w:sz="6" w:space="0" w:color="000000"/>
             </w:tcBorders>
-            <w:tcMar>
-              <w:top w:w="15" w:type="dxa"/>
-              <w:left w:w="30" w:type="dxa"/>
-              <w:bottom w:w="15" w:type="dxa"/>
-              <w:right w:w="30" w:type="dxa"/>
-            </w:tcMar>
+            <w:vAlign w:val="center"/>
           </w:tcPr>
           <w:p>
             <w:pPr>
+              <w:keepNext/>
+              <w:spacing w:line="240" w:lineRule="exact"/>
               <w:jc w:val="center"/>
             </w:pPr>
             <w:r>
-              <w:rPr>
-                <w:b/>
-                <w:bCs/>
-                <w:sz w:val="15"/>
-                <w:szCs w:val="15"/>
-              </w:rPr>
-              <w:t>12.57±1.21</w:t>
-            </w:r>
-          </w:p>
-        </w:tc>
-        <w:tc>
-          <w:tcPr>
-            <w:tcW w:w="800" w:type="dxa"/>
-            <w:tcBorders>
-              <w:top w:val="none" w:sz="0" w:space="0" w:color="FFFFFF"/>
-              <w:left w:val="none" w:sz="0" w:space="0" w:color="FFFFFF"/>
-              <w:bottom w:val="single" w:sz="4" w:space="0" w:color="000000"/>
-              <w:right w:val="none" w:sz="0" w:space="0" w:color="FFFFFF"/>
-            </w:tcBorders>
-            <w:tcMar>
-              <w:top w:w="15" w:type="dxa"/>
-              <w:left w:w="30" w:type="dxa"/>
-              <w:bottom w:w="15" w:type="dxa"/>
-              <w:right w:w="30" w:type="dxa"/>
-            </w:tcMar>
-          </w:tcPr>
-          <w:p>
-            <w:pPr>
-              <w:jc w:val="center"/>
-            </w:pPr>
-            <w:r>
-              <w:rPr>
-                <w:sz w:val="15"/>
-                <w:szCs w:val="15"/>
-              </w:rPr>
-              <w:t>0.17</w:t>
+              <w:t xml:space="preserve">0.17</w:t>
             </w:r>
           </w:p>
         </w:tc>
@@ -3459,73 +2157,10 @@
       </w:pPr>
       <w:r>
         <w:rPr>
-          <w:sz w:val="15"/>
-          <w:szCs w:val="15"/>
-        </w:rPr>
-        <w:t>※</w:t>
-      </w:r>
-      <w:r>
-        <w:rPr>
-          <w:sz w:val="15"/>
-          <w:szCs w:val="15"/>
-        </w:rPr>
-        <w:t>方式</w:t>
-      </w:r>
-      <w:r>
-        <w:rPr>
-          <w:sz w:val="15"/>
-          <w:szCs w:val="15"/>
-        </w:rPr>
-        <w:t>A</w:t>
-      </w:r>
-      <w:r>
-        <w:rPr>
-          <w:sz w:val="15"/>
-          <w:szCs w:val="15"/>
-        </w:rPr>
-        <w:t>は乱数を使わないため</w:t>
-      </w:r>
-      <w:r>
-        <w:rPr>
-          <w:sz w:val="15"/>
-          <w:szCs w:val="15"/>
-        </w:rPr>
-        <w:t>1</w:t>
-      </w:r>
-      <w:r>
-        <w:rPr>
-          <w:sz w:val="15"/>
-          <w:szCs w:val="15"/>
-        </w:rPr>
-        <w:t>回．</w:t>
-      </w:r>
-      <w:r>
-        <w:rPr>
-          <w:sz w:val="15"/>
-          <w:szCs w:val="15"/>
-        </w:rPr>
-        <w:t>2</w:t>
-      </w:r>
-      <w:r>
-        <w:rPr>
-          <w:sz w:val="15"/>
-          <w:szCs w:val="15"/>
-        </w:rPr>
-        <w:t>本は条件の調整に用いたデータで，評価用データではない．終点誤差は</w:t>
-      </w:r>
-      <w:r>
-        <w:rPr>
-          <w:sz w:val="15"/>
-          <w:szCs w:val="15"/>
-        </w:rPr>
-        <w:t>RMSE</w:t>
-      </w:r>
-      <w:r>
-        <w:rPr>
-          <w:sz w:val="15"/>
-          <w:szCs w:val="15"/>
-        </w:rPr>
-        <w:t>ではない代替指標である．</w:t>
+          <w:sz w:val="16"/>
+          <w:szCs w:val="16"/>
+        </w:rPr>
+        <w:t xml:space="preserve">※1441の全滅は全方式で0回．Aは乱数を使わないため1回．2本は調整用のデータで評価用ではない．終点誤差はRMSEの代替指標である．</w:t>
       </w:r>
     </w:p>
     <w:p>
@@ -3585,101 +2220,101 @@
       </w:pPr>
       <w:r>
         <w:rPr>
-          <w:sz w:val="17"/>
-          <w:szCs w:val="17"/>
+          <w:sz w:val="16"/>
+          <w:szCs w:val="16"/>
         </w:rPr>
         <w:t>図</w:t>
       </w:r>
       <w:r>
         <w:rPr>
-          <w:sz w:val="17"/>
-          <w:szCs w:val="17"/>
+          <w:sz w:val="16"/>
+          <w:szCs w:val="16"/>
         </w:rPr>
         <w:t>3</w:t>
       </w:r>
       <w:r>
         <w:rPr>
-          <w:sz w:val="17"/>
-          <w:szCs w:val="17"/>
+          <w:sz w:val="16"/>
+          <w:szCs w:val="16"/>
         </w:rPr>
         <w:t xml:space="preserve">　推定軌跡</w:t>
       </w:r>
       <w:r>
         <w:rPr>
-          <w:sz w:val="17"/>
-          <w:szCs w:val="17"/>
-        </w:rPr>
-        <w:t>(</w:t>
-      </w:r>
-      <w:r>
-        <w:rPr>
-          <w:sz w:val="17"/>
-          <w:szCs w:val="17"/>
+          <w:sz w:val="16"/>
+          <w:szCs w:val="16"/>
+        </w:rPr>
+        <w:t>（</w:t>
+      </w:r>
+      <w:r>
+        <w:rPr>
+          <w:sz w:val="16"/>
+          <w:szCs w:val="16"/>
         </w:rPr>
         <w:t>上：</w:t>
       </w:r>
       <w:r>
         <w:rPr>
-          <w:sz w:val="17"/>
-          <w:szCs w:val="17"/>
+          <w:sz w:val="16"/>
+          <w:szCs w:val="16"/>
         </w:rPr>
         <w:t>1441</w:t>
       </w:r>
       <w:r>
         <w:rPr>
-          <w:sz w:val="17"/>
-          <w:szCs w:val="17"/>
+          <w:sz w:val="16"/>
+          <w:szCs w:val="16"/>
         </w:rPr>
         <w:t>，下：</w:t>
       </w:r>
       <w:r>
         <w:rPr>
-          <w:sz w:val="17"/>
-          <w:szCs w:val="17"/>
+          <w:sz w:val="16"/>
+          <w:szCs w:val="16"/>
         </w:rPr>
         <w:t>1442</w:t>
       </w:r>
       <w:r>
         <w:rPr>
-          <w:sz w:val="17"/>
-          <w:szCs w:val="17"/>
+          <w:sz w:val="16"/>
+          <w:szCs w:val="16"/>
         </w:rPr>
         <w:t>．シード</w:t>
       </w:r>
       <w:r>
         <w:rPr>
-          <w:sz w:val="17"/>
-          <w:szCs w:val="17"/>
+          <w:sz w:val="16"/>
+          <w:szCs w:val="16"/>
         </w:rPr>
         <w:t>42</w:t>
       </w:r>
       <w:r>
         <w:rPr>
-          <w:sz w:val="17"/>
-          <w:szCs w:val="17"/>
+          <w:sz w:val="16"/>
+          <w:szCs w:val="16"/>
         </w:rPr>
         <w:t>の</w:t>
       </w:r>
       <w:r>
         <w:rPr>
-          <w:sz w:val="17"/>
-          <w:szCs w:val="17"/>
+          <w:sz w:val="16"/>
+          <w:szCs w:val="16"/>
         </w:rPr>
         <w:t>1</w:t>
       </w:r>
       <w:r>
         <w:rPr>
-          <w:sz w:val="17"/>
-          <w:szCs w:val="17"/>
+          <w:sz w:val="16"/>
+          <w:szCs w:val="16"/>
         </w:rPr>
         <w:t>回分</w:t>
       </w:r>
       <w:r>
         <w:rPr>
-          <w:sz w:val="17"/>
-          <w:szCs w:val="17"/>
-        </w:rPr>
-        <w:t>)</w:t>
+          <w:sz w:val="16"/>
+          <w:szCs w:val="16"/>
+        </w:rPr>
+        <w:t>）</w:t>
       </w:r>
     </w:p>
     <w:p>
@@ -3692,8 +2327,8 @@
           <w:rFonts w:eastAsia="MS ゴシック"/>
           <w:b/>
           <w:bCs/>
-          <w:sz w:val="20"/>
-          <w:szCs w:val="20"/>
+          <w:sz w:val="21"/>
+          <w:szCs w:val="21"/>
         </w:rPr>
         <w:t>3</w:t>
       </w:r>
@@ -3702,8 +2337,8 @@
           <w:rFonts w:eastAsia="MS ゴシック"/>
           <w:b/>
           <w:bCs/>
-          <w:sz w:val="20"/>
-          <w:szCs w:val="20"/>
+          <w:sz w:val="21"/>
+          <w:szCs w:val="21"/>
         </w:rPr>
         <w:t>.</w:t>
       </w:r>
@@ -3712,8 +2347,8 @@
           <w:rFonts w:eastAsia="MS ゴシック"/>
           <w:b/>
           <w:bCs/>
-          <w:sz w:val="20"/>
-          <w:szCs w:val="20"/>
+          <w:sz w:val="21"/>
+          <w:szCs w:val="21"/>
         </w:rPr>
         <w:t>4</w:t>
       </w:r>
@@ -3722,95 +2357,20 @@
           <w:rFonts w:eastAsia="MS ゴシック"/>
           <w:b/>
           <w:bCs/>
-          <w:sz w:val="20"/>
-          <w:szCs w:val="20"/>
-        </w:rPr>
-        <w:t xml:space="preserve">　移動様態の判定の偏り</w:t>
+          <w:sz w:val="21"/>
+          <w:szCs w:val="21"/>
+        </w:rPr>
+        <w:t xml:space="preserve"> 移動様態の判定の偏り</w:t>
       </w:r>
     </w:p>
     <w:p>
       <w:pPr>
         <w:spacing w:line="280" w:lineRule="exact"/>
-        <w:ind w:firstLine="190"/>
+        <w:ind w:firstLine="180"/>
         <w:jc w:val="both"/>
       </w:pPr>
       <w:r>
-        <w:t>実際の曲がり角は</w:t>
-      </w:r>
-      <w:r>
-        <w:t>2</w:t>
-      </w:r>
-      <w:r>
-        <w:t>か所だが，</w:t>
-      </w:r>
-      <w:r>
-        <w:rPr>
-          <w:rFonts w:hint="eastAsia"/>
-        </w:rPr>
-        <w:t>歩行</w:t>
-      </w:r>
-      <w:r>
-        <w:t>の</w:t>
-      </w:r>
-      <w:r>
-        <w:t>82</w:t>
-      </w:r>
-      <w:r>
-        <w:t>〜</w:t>
-      </w:r>
-      <w:r>
-        <w:t>100%</w:t>
-      </w:r>
-      <w:r>
-        <w:t>が「曲がり」と判定された．直進中も，歩行の揺れでヨーレートが</w:t>
-      </w:r>
-      <w:r>
-        <w:t>15</w:t>
-      </w:r>
-      <w:r>
-        <w:t>〜</w:t>
-      </w:r>
-      <w:r>
-        <w:t>19</w:t>
-      </w:r>
-      <w:r>
-        <w:t>度</w:t>
-      </w:r>
-      <w:r>
-        <w:t>/</w:t>
-      </w:r>
-      <w:r>
-        <w:t>秒あり，曲がりを終えるしきい値</w:t>
-      </w:r>
-      <w:r>
-        <w:t>(10</w:t>
-      </w:r>
-      <w:r>
-        <w:t>度</w:t>
-      </w:r>
-      <w:r>
-        <w:t>/</w:t>
-      </w:r>
-      <w:r>
-        <w:t>秒</w:t>
-      </w:r>
-      <w:r>
-        <w:t>)</w:t>
-      </w:r>
-      <w:r>
-        <w:t>を下回らないためである．そのため，方式</w:t>
-      </w:r>
-      <w:r>
-        <w:t>B</w:t>
-      </w:r>
-      <w:r>
-        <w:t>と</w:t>
-      </w:r>
-      <w:r>
-        <w:t>C</w:t>
-      </w:r>
-      <w:r>
-        <w:t>の差は，今のところ移動様態に合わせた効果を示していない．</w:t>
+        <w:t xml:space="preserve">実際の曲がり角は2か所だが，歩行の82〜100%が「曲がり」と判定された．直進中も歩行の揺れでヨーレートが15〜19度/秒あり，曲がりを終えるしきい値（10度/秒）を下回らないためである．そのため，BとCの差は，今のところ移動様態に合わせた効果を示していない．</w:t>
       </w:r>
     </w:p>
     <w:p>
@@ -3823,8 +2383,8 @@
           <w:rFonts w:eastAsia="MS ゴシック"/>
           <w:b/>
           <w:bCs/>
-          <w:sz w:val="21"/>
-          <w:szCs w:val="21"/>
+          <w:sz w:val="24"/>
+          <w:szCs w:val="24"/>
         </w:rPr>
         <w:t>4</w:t>
       </w:r>
@@ -3833,18 +2393,18 @@
           <w:rFonts w:eastAsia="MS ゴシック"/>
           <w:b/>
           <w:bCs/>
-          <w:sz w:val="21"/>
-          <w:szCs w:val="21"/>
-        </w:rPr>
-        <w:t xml:space="preserve">　おわりに</w:t>
-      </w:r>
-      <w:r>
-        <w:rPr>
-          <w:rFonts w:eastAsia="MS ゴシック"/>
-          <w:b/>
-          <w:bCs/>
-          <w:sz w:val="21"/>
-          <w:szCs w:val="21"/>
+          <w:sz w:val="24"/>
+          <w:szCs w:val="24"/>
+        </w:rPr>
+        <w:t xml:space="preserve"> おわりに</w:t>
+      </w:r>
+      <w:r>
+        <w:rPr>
+          <w:rFonts w:eastAsia="MS ゴシック"/>
+          <w:b/>
+          <w:bCs/>
+          <w:sz w:val="24"/>
+          <w:szCs w:val="24"/>
         </w:rPr>
         <w:t>/</w:t>
       </w:r>
@@ -3853,8 +2413,8 @@
           <w:rFonts w:eastAsia="MS ゴシック"/>
           <w:b/>
           <w:bCs/>
-          <w:sz w:val="21"/>
-          <w:szCs w:val="21"/>
+          <w:sz w:val="24"/>
+          <w:szCs w:val="24"/>
         </w:rPr>
         <w:t>今後の展望</w:t>
       </w:r>
@@ -3862,488 +2422,146 @@
     <w:p>
       <w:pPr>
         <w:spacing w:line="280" w:lineRule="exact"/>
-        <w:ind w:firstLine="190"/>
+        <w:ind w:firstLine="180"/>
         <w:jc w:val="both"/>
       </w:pPr>
       <w:r>
-        <w:t>本研究では，</w:t>
-      </w:r>
-      <w:r>
-        <w:t>SmartPDR</w:t>
-      </w:r>
-      <w:r>
-        <w:t>と移動様態適応</w:t>
-      </w:r>
-      <w:r>
-        <w:t>PF</w:t>
-      </w:r>
-      <w:r>
-        <w:t>に，経路帯の自動抽出と不確実性適応粒子数を加えた屋内測位システムを実装し，実測データ</w:t>
-      </w:r>
-      <w:r>
-        <w:t>2</w:t>
-      </w:r>
-      <w:r>
-        <w:t>本で動作を確認した．現在の課題は次の</w:t>
-      </w:r>
-      <w:r>
-        <w:t>3</w:t>
-      </w:r>
-      <w:r>
-        <w:t>点である．</w:t>
+        <w:t xml:space="preserve">本研究では，SmartPDRと移動様態適応PFに提案1・2を加えたシステムを実装した．実測データ2本では，提案方式Eの終点誤差が最も小さかったが，Cとの差は0.7〜1.4mと小さく，曲がりの判定にも偏りがあった．課題は，（1）時刻と対応した正解位置がなく，RMSEで評価できていないこと，（2）歩幅の校正ゲインと曲がり終了のしきい値が暫定値で，評価と同じデータから決めていること，（3）データが1つの地図・1人の歩行者の2本だけで，方式の優劣を論じるには足りないことである．</w:t>
       </w:r>
     </w:p>
     <w:p>
       <w:pPr>
         <w:spacing w:line="280" w:lineRule="exact"/>
-        <w:ind w:left="380" w:hanging="380"/>
+        <w:ind w:firstLine="180"/>
         <w:jc w:val="both"/>
       </w:pPr>
       <w:r>
-        <w:t xml:space="preserve">(1) </w:t>
-      </w:r>
-      <w:r>
-        <w:t>時刻と対応した正解位置がなく，精度を</w:t>
-      </w:r>
-      <w:r>
-        <w:t>RMSE</w:t>
-      </w:r>
-      <w:r>
-        <w:t>で評価できていない．</w:t>
-      </w:r>
-    </w:p>
-    <w:p>
-      <w:pPr>
+        <w:t xml:space="preserve">今後は，校正用の直線歩行と，地点ごとに時刻を記録する評価用の歩行を計測する．前者で歩幅の校正ゲインと曲がり判定のしきい値を決め直し，後者の正解位置を用いたRMSEで4方式を比較して，提案1・2の効果を確かめる．実験は11月末までに終える予定である．</w:t>
+      </w:r>
+    </w:p>
+    <w:p>
+      <w:pPr>
+        <w:keepNext/>
+        <w:spacing w:before="120" w:after="20" w:line="320" w:lineRule="exact"/>
+      </w:pPr>
+      <w:r>
+        <w:rPr>
+          <w:rFonts w:eastAsia="MS ゴシック"/>
+          <w:b/>
+          <w:bCs/>
+          <w:sz w:val="24"/>
+          <w:szCs w:val="24"/>
+        </w:rPr>
+        <w:t xml:space="preserve">5 参考文献</w:t>
+      </w:r>
+    </w:p>
+    <w:p>
+      <w:pPr>
+        <w:tabs>
+          <w:tab w:val="left" w:pos="360"/>
+        </w:tabs>
         <w:spacing w:line="280" w:lineRule="exact"/>
-        <w:ind w:left="380" w:hanging="380"/>
-        <w:jc w:val="both"/>
-      </w:pPr>
-      <w:r>
-        <w:t xml:space="preserve">(2) </w:t>
-      </w:r>
-      <w:r>
-        <w:t>歩幅の校正ゲイン</w:t>
-      </w:r>
-      <w:r>
-        <w:t>(2.10)</w:t>
-      </w:r>
-      <w:r>
-        <w:t>と曲がりを終えるしきい値</w:t>
-      </w:r>
-      <w:r>
-        <w:t>(10</w:t>
-      </w:r>
-      <w:r>
-        <w:t>度</w:t>
-      </w:r>
-      <w:r>
-        <w:t>/</w:t>
-      </w:r>
-      <w:r>
-        <w:t>秒</w:t>
-      </w:r>
-      <w:r>
-        <w:t>)</w:t>
-      </w:r>
-      <w:r>
-        <w:t>は暫定値である．評価に使ったのと同じデータから決めており，校正用のデータと分けられていない．</w:t>
-      </w:r>
-    </w:p>
-    <w:p>
-      <w:pPr>
+        <w:ind w:left="360" w:hanging="360"/>
+      </w:pPr>
+      <w:r>
+        <w:t xml:space="preserve">[1]</w:t>
+      </w:r>
+      <w:r>
+        <w:tab/>
+        <w:t xml:space="preserve">目黒淳一，竹内栄二朗，鈴木太郎，「ロボティクスにおけるGNSS失敗学」，日本ロボット学会誌，vol. 37，no. 7，pp. 585-592，2019．</w:t>
+      </w:r>
+    </w:p>
+    <w:p>
+      <w:pPr>
+        <w:tabs>
+          <w:tab w:val="left" w:pos="360"/>
+        </w:tabs>
         <w:spacing w:line="280" w:lineRule="exact"/>
-        <w:ind w:left="380" w:hanging="380"/>
-        <w:jc w:val="both"/>
-      </w:pPr>
-      <w:r>
-        <w:t xml:space="preserve">(3) </w:t>
-      </w:r>
-      <w:r>
-        <w:t>データは</w:t>
-      </w:r>
-      <w:r>
-        <w:t>1</w:t>
-      </w:r>
-      <w:r>
-        <w:t>つの地図・</w:t>
-      </w:r>
-      <w:r>
-        <w:t>1</w:t>
-      </w:r>
-      <w:r>
-        <w:t>人の歩行者の</w:t>
-      </w:r>
-      <w:r>
-        <w:t>2</w:t>
-      </w:r>
-      <w:r>
-        <w:t>本だけで，方式の優劣を論じるには足りない．</w:t>
-      </w:r>
-    </w:p>
-    <w:p>
-      <w:pPr>
+        <w:ind w:left="360" w:hanging="360"/>
+      </w:pPr>
+      <w:r>
+        <w:t xml:space="preserve">[2]</w:t>
+      </w:r>
+      <w:r>
+        <w:tab/>
+        <w:t xml:space="preserve">西尾信彦，「屋内測位技術の概要と動向」，電気設備学会誌，vol. 42，no. 7，pp. 393-396，2022．</w:t>
+      </w:r>
+    </w:p>
+    <w:p>
+      <w:pPr>
+        <w:tabs>
+          <w:tab w:val="left" w:pos="360"/>
+        </w:tabs>
         <w:spacing w:line="280" w:lineRule="exact"/>
-        <w:ind w:firstLine="190"/>
-        <w:jc w:val="both"/>
-      </w:pPr>
-      <w:r>
-        <w:t>卒研本発表に向けて，校正用の直線歩行と，地点ごとに時刻を記録する評価用の歩行を追加で計測する．校正用データで歩幅の校正ゲインと曲がり判定のしきい値を決め直し，正解位置を用いた</w:t>
-      </w:r>
-      <w:r>
-        <w:t>RMSE</w:t>
-      </w:r>
-      <w:r>
-        <w:t>で</w:t>
-      </w:r>
-      <w:r>
-        <w:t>4</w:t>
-      </w:r>
-      <w:r>
-        <w:t>方式を比較して，提案</w:t>
-      </w:r>
-      <w:r>
-        <w:t>1</w:t>
-      </w:r>
-      <w:r>
-        <w:t>・</w:t>
-      </w:r>
-      <w:r>
-        <w:t>2</w:t>
-      </w:r>
-      <w:r>
-        <w:t>それぞれの効果を確かめる．実験は</w:t>
-      </w:r>
-      <w:r>
-        <w:t>11</w:t>
-      </w:r>
-      <w:r>
-        <w:t>月末までに終える予定である．</w:t>
-      </w:r>
-    </w:p>
-    <w:p>
-      <w:pPr>
-        <w:keepNext/>
-        <w:spacing w:before="140" w:after="20"/>
-      </w:pPr>
-      <w:r>
-        <w:rPr>
-          <w:rFonts w:eastAsia="MS ゴシック"/>
-          <w:b/>
-          <w:bCs/>
-          <w:sz w:val="18"/>
-          <w:szCs w:val="18"/>
-        </w:rPr>
-        <w:lastRenderedPageBreak/>
-        <w:t>参考文献</w:t>
-      </w:r>
-    </w:p>
-    <w:p>
-      <w:pPr>
-        <w:spacing w:line="220" w:lineRule="exact"/>
-        <w:ind w:left="300" w:hanging="300"/>
-      </w:pPr>
-      <w:r>
-        <w:rPr>
-          <w:sz w:val="15"/>
-          <w:szCs w:val="15"/>
-        </w:rPr>
-        <w:t xml:space="preserve">[1] </w:t>
-      </w:r>
-      <w:r>
-        <w:rPr>
-          <w:sz w:val="15"/>
-          <w:szCs w:val="15"/>
-        </w:rPr>
-        <w:t>目黒淳一，竹内栄二朗，鈴木太郎：ロボティクスにおける</w:t>
-      </w:r>
-      <w:r>
-        <w:rPr>
-          <w:sz w:val="15"/>
-          <w:szCs w:val="15"/>
-        </w:rPr>
-        <w:t>GNSS</w:t>
-      </w:r>
-      <w:r>
-        <w:rPr>
-          <w:sz w:val="15"/>
-          <w:szCs w:val="15"/>
-        </w:rPr>
-        <w:t>失敗学，日本ロボット学会誌，</w:t>
-      </w:r>
-      <w:r>
-        <w:rPr>
-          <w:sz w:val="15"/>
-          <w:szCs w:val="15"/>
-        </w:rPr>
-        <w:t>Vol.37</w:t>
-      </w:r>
-      <w:r>
-        <w:rPr>
-          <w:sz w:val="15"/>
-          <w:szCs w:val="15"/>
-        </w:rPr>
-        <w:t>，</w:t>
-      </w:r>
-      <w:r>
-        <w:rPr>
-          <w:sz w:val="15"/>
-          <w:szCs w:val="15"/>
-        </w:rPr>
-        <w:t>No.7</w:t>
-      </w:r>
-      <w:r>
-        <w:rPr>
-          <w:sz w:val="15"/>
-          <w:szCs w:val="15"/>
-        </w:rPr>
-        <w:t>，</w:t>
-      </w:r>
-      <w:r>
-        <w:rPr>
-          <w:sz w:val="15"/>
-          <w:szCs w:val="15"/>
-        </w:rPr>
-        <w:t>pp.585–592</w:t>
-      </w:r>
-      <w:r>
-        <w:rPr>
-          <w:sz w:val="15"/>
-          <w:szCs w:val="15"/>
-        </w:rPr>
-        <w:t>，</w:t>
-      </w:r>
-      <w:r>
-        <w:rPr>
-          <w:sz w:val="15"/>
-          <w:szCs w:val="15"/>
-        </w:rPr>
-        <w:t>2019</w:t>
-      </w:r>
-      <w:r>
-        <w:rPr>
-          <w:sz w:val="15"/>
-          <w:szCs w:val="15"/>
-        </w:rPr>
-        <w:t>．</w:t>
-      </w:r>
-    </w:p>
-    <w:p>
-      <w:pPr>
-        <w:spacing w:line="220" w:lineRule="exact"/>
-        <w:ind w:left="300" w:hanging="300"/>
-      </w:pPr>
-      <w:r>
-        <w:rPr>
-          <w:sz w:val="15"/>
-          <w:szCs w:val="15"/>
-        </w:rPr>
-        <w:t xml:space="preserve">[2] </w:t>
-      </w:r>
-      <w:r>
-        <w:rPr>
-          <w:sz w:val="15"/>
-          <w:szCs w:val="15"/>
-        </w:rPr>
-        <w:t>西尾信彦：屋内測位技術の概要と動向，電気設備学会誌，</w:t>
-      </w:r>
-      <w:r>
-        <w:rPr>
-          <w:sz w:val="15"/>
-          <w:szCs w:val="15"/>
-        </w:rPr>
-        <w:t>Vol.42</w:t>
-      </w:r>
-      <w:r>
-        <w:rPr>
-          <w:sz w:val="15"/>
-          <w:szCs w:val="15"/>
-        </w:rPr>
-        <w:t>，</w:t>
-      </w:r>
-      <w:r>
-        <w:rPr>
-          <w:sz w:val="15"/>
-          <w:szCs w:val="15"/>
-        </w:rPr>
-        <w:t>No.7</w:t>
-      </w:r>
-      <w:r>
-        <w:rPr>
-          <w:sz w:val="15"/>
-          <w:szCs w:val="15"/>
-        </w:rPr>
-        <w:t>，</w:t>
-      </w:r>
-      <w:r>
-        <w:rPr>
-          <w:sz w:val="15"/>
-          <w:szCs w:val="15"/>
-        </w:rPr>
-        <w:t>pp.393–396</w:t>
-      </w:r>
-      <w:r>
-        <w:rPr>
-          <w:sz w:val="15"/>
-          <w:szCs w:val="15"/>
-        </w:rPr>
-        <w:t>，</w:t>
-      </w:r>
-      <w:r>
-        <w:rPr>
-          <w:sz w:val="15"/>
-          <w:szCs w:val="15"/>
-        </w:rPr>
-        <w:t>2022</w:t>
-      </w:r>
-      <w:r>
-        <w:rPr>
-          <w:sz w:val="15"/>
-          <w:szCs w:val="15"/>
-        </w:rPr>
-        <w:t>．</w:t>
-      </w:r>
-    </w:p>
-    <w:p>
-      <w:pPr>
-        <w:spacing w:line="220" w:lineRule="exact"/>
-        <w:ind w:left="300" w:hanging="300"/>
-      </w:pPr>
-      <w:r>
-        <w:rPr>
-          <w:sz w:val="15"/>
-          <w:szCs w:val="15"/>
-        </w:rPr>
-        <w:t>[3] W. Kang and Y. Han: SmartPDR: Smartphone-Based Pedestrian Dead Reckoning for Indoor Localization, IEEE Sensors Journal, Vol.15, No.5, pp.2906–2916, 2015.</w:t>
-      </w:r>
-    </w:p>
-    <w:p>
-      <w:pPr>
-        <w:spacing w:line="220" w:lineRule="exact"/>
-        <w:ind w:left="300" w:hanging="300"/>
-      </w:pPr>
-      <w:r>
-        <w:rPr>
-          <w:sz w:val="15"/>
-          <w:szCs w:val="15"/>
-        </w:rPr>
-        <w:t xml:space="preserve">[4] </w:t>
-      </w:r>
-      <w:r>
-        <w:rPr>
-          <w:sz w:val="15"/>
-          <w:szCs w:val="15"/>
-        </w:rPr>
-        <w:t>秋山高行，中原豪，山崎勝也，大橋洋輝，佐藤暁子：移動様態に応じたパーティクルフィルタによる歩行者自律測位方式の提案と評価，</w:t>
-      </w:r>
-      <w:r>
-        <w:rPr>
-          <w:sz w:val="15"/>
-          <w:szCs w:val="15"/>
-        </w:rPr>
-        <w:t xml:space="preserve">FIT2013 </w:t>
-      </w:r>
-      <w:r>
-        <w:rPr>
-          <w:sz w:val="15"/>
-          <w:szCs w:val="15"/>
-        </w:rPr>
-        <w:t>第</w:t>
-      </w:r>
-      <w:r>
-        <w:rPr>
-          <w:sz w:val="15"/>
-          <w:szCs w:val="15"/>
-        </w:rPr>
-        <w:t>12</w:t>
-      </w:r>
-      <w:r>
-        <w:rPr>
-          <w:sz w:val="15"/>
-          <w:szCs w:val="15"/>
-        </w:rPr>
-        <w:t>回情報科学技術フォーラム，</w:t>
-      </w:r>
-      <w:r>
-        <w:rPr>
-          <w:sz w:val="15"/>
-          <w:szCs w:val="15"/>
-        </w:rPr>
-        <w:t>RO-017</w:t>
-      </w:r>
-      <w:r>
-        <w:rPr>
-          <w:sz w:val="15"/>
-          <w:szCs w:val="15"/>
-        </w:rPr>
-        <w:t>，</w:t>
-      </w:r>
-      <w:r>
-        <w:rPr>
-          <w:sz w:val="15"/>
-          <w:szCs w:val="15"/>
-        </w:rPr>
-        <w:t>pp.165–171</w:t>
-      </w:r>
-      <w:r>
-        <w:rPr>
-          <w:sz w:val="15"/>
-          <w:szCs w:val="15"/>
-        </w:rPr>
-        <w:t>，</w:t>
-      </w:r>
-      <w:r>
-        <w:rPr>
-          <w:sz w:val="15"/>
-          <w:szCs w:val="15"/>
-        </w:rPr>
-        <w:t>2013</w:t>
-      </w:r>
-      <w:r>
-        <w:rPr>
-          <w:sz w:val="15"/>
-          <w:szCs w:val="15"/>
-        </w:rPr>
-        <w:t>．</w:t>
-      </w:r>
-    </w:p>
-    <w:p>
-      <w:pPr>
-        <w:spacing w:line="220" w:lineRule="exact"/>
-        <w:ind w:left="300" w:hanging="300"/>
-      </w:pPr>
-      <w:r>
-        <w:rPr>
-          <w:sz w:val="15"/>
-          <w:szCs w:val="15"/>
-        </w:rPr>
-        <w:t xml:space="preserve">[5] M. S. </w:t>
-      </w:r>
-      <w:proofErr w:type="spellStart"/>
-      <w:r>
-        <w:rPr>
-          <w:sz w:val="15"/>
-          <w:szCs w:val="15"/>
-        </w:rPr>
-        <w:t>Arulampalam</w:t>
-      </w:r>
-      <w:proofErr w:type="spellEnd"/>
-      <w:r>
-        <w:rPr>
-          <w:sz w:val="15"/>
-          <w:szCs w:val="15"/>
-        </w:rPr>
-        <w:t>, S. Maskell, N. Gordon and T. Clapp: A Tutorial on Particle Filters for Online Nonlinear/Non-Gaussian Bayesian Tracking, IEEE Trans. Signal Processing, Vol.50, No.2, pp.174–188, 2002.</w:t>
+        <w:ind w:left="360" w:hanging="360"/>
+      </w:pPr>
+      <w:r>
+        <w:t xml:space="preserve">[3]</w:t>
+      </w:r>
+      <w:r>
+        <w:tab/>
+        <w:t xml:space="preserve">W. Kang and Y. Han, “SmartPDR: Smartphone-Based Pedestrian Dead Reckoning for Indoor Localization,” IEEE Sensors Journal, vol. 15, no. 5, pp. 2906-2916, 2015.</w:t>
+      </w:r>
+    </w:p>
+    <w:p>
+      <w:pPr>
+        <w:tabs>
+          <w:tab w:val="left" w:pos="360"/>
+        </w:tabs>
+        <w:spacing w:line="280" w:lineRule="exact"/>
+        <w:ind w:left="360" w:hanging="360"/>
+      </w:pPr>
+      <w:r>
+        <w:t xml:space="preserve">[4]</w:t>
+      </w:r>
+      <w:r>
+        <w:tab/>
+        <w:t xml:space="preserve">秋山高行，中原豪，山崎勝也，大橋洋輝，佐藤暁子，「移動様態に応じたパーティクルフィルタによる歩行者自律測位方式の提案と評価」，FIT2013 第12回情報科学技術フォーラム，RO-017，pp. 165-171，2013．</w:t>
+      </w:r>
+    </w:p>
+    <w:p>
+      <w:pPr>
+        <w:tabs>
+          <w:tab w:val="left" w:pos="360"/>
+        </w:tabs>
+        <w:spacing w:line="280" w:lineRule="exact"/>
+        <w:ind w:left="360" w:hanging="360"/>
+      </w:pPr>
+      <w:r>
+        <w:t xml:space="preserve">[5]</w:t>
+      </w:r>
+      <w:r>
+        <w:tab/>
+        <w:t xml:space="preserve">M. S. Arulampalam, S. Maskell, N. Gordon and T. Clapp, “A Tutorial on Particle Filters for Online Nonlinear/Non-Gaussian Bayesian Tracking,” IEEE Trans. Signal Processing, vol. 50, no. 2, pp. 174-188, 2002.</w:t>
       </w:r>
     </w:p>
     <w:sectPr>
+      <w:headerReference w:type="default" r:id="rIdHdr1"/>
       <w:type w:val="continuous"/>
       <w:pgSz w:w="11906" w:h="16838"/>
-      <w:pgMar w:top="1134" w:right="1020" w:bottom="1134" w:left="1020" w:header="708" w:footer="708" w:gutter="0"/>
-      <w:cols w:num="2" w:space="397"/>
+      <w:pgMar w:top="1701" w:right="1134" w:bottom="1417" w:left="1134" w:header="700" w:footer="708" w:gutter="0"/>
+      <w:cols w:num="2" w:space="454"/>
       <w:docGrid w:linePitch="360"/>
     </w:sectPr>
   </w:body>
 </w:document>
+</file>
+
+<file path=word/header1.xml><?xml version="1.0" encoding="utf-8"?>
+<w:hdr xmlns:w="http://schemas.openxmlformats.org/wordprocessingml/2006/main" xmlns:r="http://schemas.openxmlformats.org/officeDocument/2006/relationships">
+  <w:p>
+    <w:pPr>
+      <w:jc w:val="center"/>
+    </w:pPr>
+    <w:r>
+      <w:rPr>
+        <w:sz w:val="18"/>
+        <w:szCs w:val="18"/>
+      </w:rPr>
+      <w:t>2026年度徳山工業高等専門学校　情報電子工学科</w:t>
+    </w:r>
+  </w:p>
+</w:hdr>
 </file>
 
 <file path=word/numbering.xml><?xml version="1.0" encoding="utf-8"?>
@@ -4449,8 +2667,8 @@
     <w:rPrDefault>
       <w:rPr>
         <w:rFonts w:ascii="Times New Roman" w:eastAsia="MS 明朝" w:hAnsi="Times New Roman" w:cs="Times New Roman"/>
-        <w:sz w:val="19"/>
-        <w:szCs w:val="19"/>
+        <w:sz w:val="18"/>
+        <w:szCs w:val="18"/>
         <w:lang w:val="en-US" w:eastAsia="ja-JP" w:bidi="ar-SA"/>
       </w:rPr>
     </w:rPrDefault>
